--- a/ВОРКЕР.docx
+++ b/ВОРКЕР.docx
@@ -7357,12 +7357,53 @@
         <w:rPr>
           <w:rStyle w:val="VerbatimChar"/>
         </w:rPr>
-        <w:t xml:space="preserve">{"prompt_en":"...","assignee":"Амин","updated_by":"воркер"}</w:t>
+        <w:t xml:space="preserve">{"prompt_en":"...","updated_by":"воркер"}</w:t>
       </w:r>
     </w:p>
     <w:p>
       <w:pPr>
         <w:pStyle w:val="FirstParagraph"/>
+      </w:pPr>
+      <w:r>
+        <w:rPr>
+          <w:rStyle w:val="VerbatimChar"/>
+        </w:rPr>
+        <w:t xml:space="preserve">assignee</w:t>
+      </w:r>
+      <w:r>
+        <w:t xml:space="preserve"> </w:t>
+      </w:r>
+      <w:r>
+        <w:t xml:space="preserve">сам не выдумывай: кто ведёт серию, решает режиссёр во вкладке</w:t>
+      </w:r>
+      <w:r>
+        <w:t xml:space="preserve"> </w:t>
+      </w:r>
+      <w:r>
+        <w:t xml:space="preserve">«Управление», и в базе это записано в</w:t>
+      </w:r>
+      <w:r>
+        <w:t xml:space="preserve"> </w:t>
+      </w:r>
+      <w:r>
+        <w:rPr>
+          <w:rStyle w:val="VerbatimChar"/>
+        </w:rPr>
+        <w:t xml:space="preserve">members.series_ids</w:t>
+      </w:r>
+      <w:r>
+        <w:t xml:space="preserve">. Если поле пустое, а</w:t>
+      </w:r>
+      <w:r>
+        <w:t xml:space="preserve"> </w:t>
+      </w:r>
+      <w:r>
+        <w:t xml:space="preserve">имя нужно — спроси человека, а не подставляй наугад.</w:t>
+      </w:r>
+    </w:p>
+    <w:p>
+      <w:pPr>
+        <w:pStyle w:val="BodyText"/>
       </w:pPr>
       <w:r>
         <w:rPr>

--- a/ВОРКЕР.docx
+++ b/ВОРКЕР.docx
@@ -28,7 +28,7 @@
         </w:p>
       </w:sdtContent>
     </w:sdt>
-    <w:bookmarkStart w:id="37" w:name="X3b614ca596ee31fe1c76704fa9cc64f85882d83"/>
+    <w:bookmarkStart w:id="40" w:name="X3b614ca596ee31fe1c76704fa9cc64f85882d83"/>
     <w:p>
       <w:pPr>
         <w:pStyle w:val="Heading1"/>
@@ -71,7 +71,7 @@
         <w:t xml:space="preserve"> </w:t>
       </w:r>
       <w:r>
-        <w:t xml:space="preserve">(11 сцен, 166 кадров).</w:t>
+        <w:t xml:space="preserve">(11 сцен, 165 кадров).</w:t>
       </w:r>
     </w:p>
     <w:p>
@@ -124,19 +124,19 @@
           <w:b/>
           <w:bCs/>
         </w:rPr>
-        <w:t xml:space="preserve">АГЕНТ.md</w:t>
-      </w:r>
-      <w:r>
-        <w:t xml:space="preserve"> </w:t>
-      </w:r>
-      <w:r>
-        <w:t xml:space="preserve">(тот написан под генерацию через API и</w:t>
-      </w:r>
-      <w:r>
-        <w:t xml:space="preserve"> </w:t>
-      </w:r>
-      <w:r>
-        <w:t xml:space="preserve">оставлен только для истории).</w:t>
+        <w:t xml:space="preserve">scripts/archive/АГЕНТ.md</w:t>
+      </w:r>
+      <w:r>
+        <w:t xml:space="preserve"> </w:t>
+      </w:r>
+      <w:r>
+        <w:t xml:space="preserve">(тот написан под генерацию</w:t>
+      </w:r>
+      <w:r>
+        <w:t xml:space="preserve"> </w:t>
+      </w:r>
+      <w:r>
+        <w:t xml:space="preserve">через API и оставлен только для истории).</w:t>
       </w:r>
     </w:p>
     <w:p>
@@ -288,7 +288,7 @@
       </w:r>
     </w:p>
     <w:bookmarkEnd w:id="9"/>
-    <w:bookmarkStart w:id="11" w:name="что-у-тебя-есть"/>
+    <w:bookmarkStart w:id="13" w:name="что-у-тебя-есть"/>
     <w:p>
       <w:pPr>
         <w:pStyle w:val="Heading2"/>
@@ -357,13 +357,25 @@
               <w:rPr>
                 <w:rStyle w:val="VerbatimChar"/>
               </w:rPr>
-              <w:t xml:space="preserve">C:\amintako</w:t>
+              <w:t xml:space="preserve">%USERPROFILE%\amintako</w:t>
             </w:r>
             <w:r>
               <w:t xml:space="preserve"> </w:t>
             </w:r>
             <w:r>
-              <w:t xml:space="preserve">(или та, куда клонировали)</w:t>
+              <w:t xml:space="preserve">(ярлык и установщик настраивают именно её; напр.</w:t>
+            </w:r>
+            <w:r>
+              <w:t xml:space="preserve"> </w:t>
+            </w:r>
+            <w:r>
+              <w:rPr>
+                <w:rStyle w:val="VerbatimChar"/>
+              </w:rPr>
+              <w:t xml:space="preserve">C:\Users\Иса\amintako</w:t>
+            </w:r>
+            <w:r>
+              <w:t xml:space="preserve">)</w:t>
             </w:r>
           </w:p>
         </w:tc>
@@ -376,7 +388,7 @@
               <w:pStyle w:val="Compact"/>
             </w:pPr>
             <w:r>
-              <w:t xml:space="preserve">Браузер с залогиненными аккаунтами</w:t>
+              <w:t xml:space="preserve">Право на push в репозиторий</w:t>
             </w:r>
           </w:p>
         </w:tc>
@@ -387,7 +399,34 @@
               <w:pStyle w:val="Compact"/>
             </w:pPr>
             <w:r>
-              <w:t xml:space="preserve">отдельный профиль Chrome «Конвейер»</w:t>
+              <w:t xml:space="preserve">токен</w:t>
+            </w:r>
+            <w:r>
+              <w:t xml:space="preserve"> </w:t>
+            </w:r>
+            <w:r>
+              <w:rPr>
+                <w:rStyle w:val="VerbatimChar"/>
+              </w:rPr>
+              <w:t xml:space="preserve">GITHUB_TOKEN</w:t>
+            </w:r>
+            <w:r>
+              <w:t xml:space="preserve"> </w:t>
+            </w:r>
+            <w:r>
+              <w:t xml:space="preserve">из</w:t>
+            </w:r>
+            <w:r>
+              <w:t xml:space="preserve"> </w:t>
+            </w:r>
+            <w:r>
+              <w:rPr>
+                <w:rStyle w:val="VerbatimChar"/>
+              </w:rPr>
+              <w:t xml:space="preserve">.env</w:t>
+            </w:r>
+            <w:r>
+              <w:t xml:space="preserve">, remote настроил установщик (см. «Git-доступ»)</w:t>
             </w:r>
           </w:p>
         </w:tc>
@@ -400,7 +439,7 @@
               <w:pStyle w:val="Compact"/>
             </w:pPr>
             <w:r>
-              <w:t xml:space="preserve">ChatGPT</w:t>
+              <w:t xml:space="preserve">Браузер с залогиненными аккаунтами</w:t>
             </w:r>
           </w:p>
         </w:tc>
@@ -411,7 +450,19 @@
               <w:pStyle w:val="Compact"/>
             </w:pPr>
             <w:r>
-              <w:t xml:space="preserve">основная дорожка генерации</w:t>
+              <w:t xml:space="preserve">отдельный профиль Chrome «Chrome — Воркер» (папка профиля</w:t>
+            </w:r>
+            <w:r>
+              <w:t xml:space="preserve"> </w:t>
+            </w:r>
+            <w:r>
+              <w:rPr>
+                <w:rStyle w:val="VerbatimChar"/>
+              </w:rPr>
+              <w:t xml:space="preserve">AminTakoWorker</w:t>
+            </w:r>
+            <w:r>
+              <w:t xml:space="preserve">)</w:t>
             </w:r>
           </w:p>
         </w:tc>
@@ -424,7 +475,7 @@
               <w:pStyle w:val="Compact"/>
             </w:pPr>
             <w:r>
-              <w:t xml:space="preserve">Google Labs (nano banana)</w:t>
+              <w:t xml:space="preserve">ChatGPT</w:t>
             </w:r>
           </w:p>
         </w:tc>
@@ -435,7 +486,7 @@
               <w:pStyle w:val="Compact"/>
             </w:pPr>
             <w:r>
-              <w:t xml:space="preserve">вторая дорожка</w:t>
+              <w:t xml:space="preserve">основная дорожка генерации</w:t>
             </w:r>
           </w:p>
         </w:tc>
@@ -448,7 +499,7 @@
               <w:pStyle w:val="Compact"/>
             </w:pPr>
             <w:r>
-              <w:t xml:space="preserve">База очереди (Supabase)</w:t>
+              <w:t xml:space="preserve">Google Labs (nano banana)</w:t>
             </w:r>
           </w:p>
         </w:tc>
@@ -459,16 +510,7 @@
               <w:pStyle w:val="Compact"/>
             </w:pPr>
             <w:r>
-              <w:t xml:space="preserve">доступ по секретному ключу из</w:t>
-            </w:r>
-            <w:r>
-              <w:t xml:space="preserve"> </w:t>
-            </w:r>
-            <w:r>
-              <w:rPr>
-                <w:rStyle w:val="VerbatimChar"/>
-              </w:rPr>
-              <w:t xml:space="preserve">.env</w:t>
+              <w:t xml:space="preserve">вторая дорожка</w:t>
             </w:r>
           </w:p>
         </w:tc>
@@ -481,7 +523,7 @@
               <w:pStyle w:val="Compact"/>
             </w:pPr>
             <w:r>
-              <w:t xml:space="preserve">Материалы от режиссёра</w:t>
+              <w:t xml:space="preserve">База очереди (Supabase)</w:t>
             </w:r>
           </w:p>
         </w:tc>
@@ -492,7 +534,7 @@
               <w:pStyle w:val="Compact"/>
             </w:pPr>
             <w:r>
-              <w:t xml:space="preserve">облачное хранилище, забирает</w:t>
+              <w:t xml:space="preserve">доступ по секретному ключу из</w:t>
             </w:r>
             <w:r>
               <w:t xml:space="preserve"> </w:t>
@@ -501,7 +543,7 @@
               <w:rPr>
                 <w:rStyle w:val="VerbatimChar"/>
               </w:rPr>
-              <w:t xml:space="preserve">scripts/fetch_materials.py</w:t>
+              <w:t xml:space="preserve">.env</w:t>
             </w:r>
           </w:p>
         </w:tc>
@@ -514,7 +556,7 @@
               <w:pStyle w:val="Compact"/>
             </w:pPr>
             <w:r>
-              <w:t xml:space="preserve">Правила промтов</w:t>
+              <w:t xml:space="preserve">Материалы от режиссёра</w:t>
             </w:r>
           </w:p>
         </w:tc>
@@ -525,26 +567,16 @@
               <w:pStyle w:val="Compact"/>
             </w:pPr>
             <w:r>
+              <w:t xml:space="preserve">облачное хранилище, забирает</w:t>
+            </w:r>
+            <w:r>
+              <w:t xml:space="preserve"> </w:t>
+            </w:r>
+            <w:r>
               <w:rPr>
                 <w:rStyle w:val="VerbatimChar"/>
               </w:rPr>
-              <w:t xml:space="preserve">ПРОМТ-ГАЙД.md</w:t>
-            </w:r>
-            <w:r>
-              <w:t xml:space="preserve"> </w:t>
-            </w:r>
-            <w:r>
-              <w:t xml:space="preserve">—</w:t>
-            </w:r>
-            <w:r>
-              <w:t xml:space="preserve"> </w:t>
-            </w:r>
-            <w:r>
-              <w:rPr>
-                <w:b/>
-                <w:bCs/>
-              </w:rPr>
-              <w:t xml:space="preserve">источник правды</w:t>
+              <w:t xml:space="preserve">scripts/fetch_materials.py</w:t>
             </w:r>
           </w:p>
         </w:tc>
@@ -557,7 +589,7 @@
               <w:pStyle w:val="Compact"/>
             </w:pPr>
             <w:r>
-              <w:t xml:space="preserve">Раскадровка, сценарий, референсы</w:t>
+              <w:t xml:space="preserve">Правила промтов</w:t>
             </w:r>
           </w:p>
         </w:tc>
@@ -571,6 +603,49 @@
               <w:rPr>
                 <w:rStyle w:val="VerbatimChar"/>
               </w:rPr>
+              <w:t xml:space="preserve">ПРОМТ-ГАЙД.md</w:t>
+            </w:r>
+            <w:r>
+              <w:t xml:space="preserve"> </w:t>
+            </w:r>
+            <w:r>
+              <w:t xml:space="preserve">—</w:t>
+            </w:r>
+            <w:r>
+              <w:t xml:space="preserve"> </w:t>
+            </w:r>
+            <w:r>
+              <w:rPr>
+                <w:b/>
+                <w:bCs/>
+              </w:rPr>
+              <w:t xml:space="preserve">источник правды</w:t>
+            </w:r>
+          </w:p>
+        </w:tc>
+      </w:tr>
+      <w:tr>
+        <w:tc>
+          <w:tcPr/>
+          <w:p>
+            <w:pPr>
+              <w:pStyle w:val="Compact"/>
+            </w:pPr>
+            <w:r>
+              <w:t xml:space="preserve">Раскадровка, сценарий, референсы</w:t>
+            </w:r>
+          </w:p>
+        </w:tc>
+        <w:tc>
+          <w:tcPr/>
+          <w:p>
+            <w:pPr>
+              <w:pStyle w:val="Compact"/>
+            </w:pPr>
+            <w:r>
+              <w:rPr>
+                <w:rStyle w:val="VerbatimChar"/>
+              </w:rPr>
               <w:t xml:space="preserve">data/storyboard.json</w:t>
             </w:r>
             <w:r>
@@ -627,6 +702,14 @@
     </w:p>
     <w:p>
       <w:pPr>
+        <w:pStyle w:val="FirstParagraph"/>
+      </w:pPr>
+      <w:r>
+        <w:t xml:space="preserve">Минимальный состав — три строки, больше ничего не нужно:</w:t>
+      </w:r>
+    </w:p>
+    <w:p>
+      <w:pPr>
         <w:pStyle w:val="SourceCode"/>
       </w:pPr>
       <w:r>
@@ -644,6 +727,84 @@
         </w:rPr>
         <w:t xml:space="preserve">SUPABASE_SECRET_KEY=sb_secret_...</w:t>
       </w:r>
+      <w:r>
+        <w:br/>
+      </w:r>
+      <w:r>
+        <w:rPr>
+          <w:rStyle w:val="VerbatimChar"/>
+        </w:rPr>
+        <w:t xml:space="preserve">GITHUB_TOKEN=github_pat_...</w:t>
+      </w:r>
+    </w:p>
+    <w:p>
+      <w:pPr>
+        <w:pStyle w:val="Compact"/>
+        <w:numPr>
+          <w:ilvl w:val="0"/>
+          <w:numId w:val="1002"/>
+        </w:numPr>
+      </w:pPr>
+      <w:r>
+        <w:rPr>
+          <w:rStyle w:val="VerbatimChar"/>
+        </w:rPr>
+        <w:t xml:space="preserve">SUPABASE_URL</w:t>
+      </w:r>
+      <w:r>
+        <w:t xml:space="preserve">,</w:t>
+      </w:r>
+      <w:r>
+        <w:t xml:space="preserve"> </w:t>
+      </w:r>
+      <w:r>
+        <w:rPr>
+          <w:rStyle w:val="VerbatimChar"/>
+        </w:rPr>
+        <w:t xml:space="preserve">SUPABASE_SECRET_KEY</w:t>
+      </w:r>
+      <w:r>
+        <w:t xml:space="preserve"> </w:t>
+      </w:r>
+      <w:r>
+        <w:t xml:space="preserve">— доступ к базе очереди.</w:t>
+      </w:r>
+    </w:p>
+    <w:p>
+      <w:pPr>
+        <w:pStyle w:val="Compact"/>
+        <w:numPr>
+          <w:ilvl w:val="0"/>
+          <w:numId w:val="1002"/>
+        </w:numPr>
+      </w:pPr>
+      <w:r>
+        <w:rPr>
+          <w:rStyle w:val="VerbatimChar"/>
+        </w:rPr>
+        <w:t xml:space="preserve">GITHUB_TOKEN</w:t>
+      </w:r>
+      <w:r>
+        <w:t xml:space="preserve"> </w:t>
+      </w:r>
+      <w:r>
+        <w:t xml:space="preserve">— по нему уходит</w:t>
+      </w:r>
+      <w:r>
+        <w:t xml:space="preserve"> </w:t>
+      </w:r>
+      <w:r>
+        <w:rPr>
+          <w:rStyle w:val="VerbatimChar"/>
+        </w:rPr>
+        <w:t xml:space="preserve">git push</w:t>
+      </w:r>
+      <w:r>
+        <w:t xml:space="preserve"> </w:t>
+      </w:r>
+      <w:r>
+        <w:t xml:space="preserve">(см. «Git-доступ» ниже).</w:t>
+      </w:r>
     </w:p>
     <w:p>
       <w:pPr>
@@ -662,7 +823,7 @@
         <w:t xml:space="preserve">.gitignore</w:t>
       </w:r>
       <w:r>
-        <w:t xml:space="preserve">). Если его нет или в нём нет ключа —</w:t>
+        <w:t xml:space="preserve">). Если его нет или в нём нет ключей —</w:t>
       </w:r>
       <w:r>
         <w:t xml:space="preserve"> </w:t>
@@ -712,6 +873,331 @@
       </w:r>
       <w:r>
         <w:t xml:space="preserve">больше не источник правды.</w:t>
+      </w:r>
+    </w:p>
+    <w:bookmarkEnd w:id="10"/>
+    <w:bookmarkStart w:id="11" w:name="команды-в-этой-инструкции"/>
+    <w:p>
+      <w:pPr>
+        <w:pStyle w:val="Heading3"/>
+      </w:pPr>
+      <w:r>
+        <w:t xml:space="preserve">Команды в этой инструкции</w:t>
+      </w:r>
+    </w:p>
+    <w:p>
+      <w:pPr>
+        <w:pStyle w:val="FirstParagraph"/>
+      </w:pPr>
+      <w:r>
+        <w:t xml:space="preserve">Windows зовёт Python как</w:t>
+      </w:r>
+      <w:r>
+        <w:t xml:space="preserve"> </w:t>
+      </w:r>
+      <w:r>
+        <w:rPr>
+          <w:rStyle w:val="VerbatimChar"/>
+        </w:rPr>
+        <w:t xml:space="preserve">py</w:t>
+      </w:r>
+      <w:r>
+        <w:t xml:space="preserve"> </w:t>
+      </w:r>
+      <w:r>
+        <w:t xml:space="preserve">— так и написаны все команды ниже. Если</w:t>
+      </w:r>
+      <w:r>
+        <w:t xml:space="preserve"> </w:t>
+      </w:r>
+      <w:r>
+        <w:rPr>
+          <w:rStyle w:val="VerbatimChar"/>
+        </w:rPr>
+        <w:t xml:space="preserve">py</w:t>
+      </w:r>
+      <w:r>
+        <w:t xml:space="preserve"> </w:t>
+      </w:r>
+      <w:r>
+        <w:t xml:space="preserve">в</w:t>
+      </w:r>
+      <w:r>
+        <w:t xml:space="preserve"> </w:t>
+      </w:r>
+      <w:r>
+        <w:t xml:space="preserve">системе не нашёлся, попробуй</w:t>
+      </w:r>
+      <w:r>
+        <w:t xml:space="preserve"> </w:t>
+      </w:r>
+      <w:r>
+        <w:rPr>
+          <w:rStyle w:val="VerbatimChar"/>
+        </w:rPr>
+        <w:t xml:space="preserve">python</w:t>
+      </w:r>
+      <w:r>
+        <w:t xml:space="preserve">.</w:t>
+      </w:r>
+    </w:p>
+    <w:bookmarkEnd w:id="11"/>
+    <w:bookmarkStart w:id="12" w:name="git-доступ"/>
+    <w:p>
+      <w:pPr>
+        <w:pStyle w:val="Heading3"/>
+      </w:pPr>
+      <w:r>
+        <w:t xml:space="preserve">Git-доступ</w:t>
+      </w:r>
+    </w:p>
+    <w:p>
+      <w:pPr>
+        <w:pStyle w:val="FirstParagraph"/>
+      </w:pPr>
+      <w:r>
+        <w:t xml:space="preserve">Готовые кадры и очередь уезжают в репозиторий</w:t>
+      </w:r>
+      <w:r>
+        <w:t xml:space="preserve"> </w:t>
+      </w:r>
+      <w:r>
+        <w:rPr>
+          <w:rStyle w:val="VerbatimChar"/>
+        </w:rPr>
+        <w:t xml:space="preserve">amintako</w:t>
+      </w:r>
+      <w:r>
+        <w:t xml:space="preserve"> </w:t>
+      </w:r>
+      <w:r>
+        <w:t xml:space="preserve">обычным</w:t>
+      </w:r>
+      <w:r>
+        <w:t xml:space="preserve"> </w:t>
+      </w:r>
+      <w:r>
+        <w:rPr>
+          <w:rStyle w:val="VerbatimChar"/>
+        </w:rPr>
+        <w:t xml:space="preserve">git push</w:t>
+      </w:r>
+      <w:r>
+        <w:t xml:space="preserve">.</w:t>
+      </w:r>
+      <w:r>
+        <w:t xml:space="preserve"> </w:t>
+      </w:r>
+      <w:r>
+        <w:t xml:space="preserve">Как это устроено:</w:t>
+      </w:r>
+    </w:p>
+    <w:p>
+      <w:pPr>
+        <w:pStyle w:val="Compact"/>
+        <w:numPr>
+          <w:ilvl w:val="0"/>
+          <w:numId w:val="1003"/>
+        </w:numPr>
+      </w:pPr>
+      <w:r>
+        <w:t xml:space="preserve">Пушит по токену</w:t>
+      </w:r>
+      <w:r>
+        <w:t xml:space="preserve"> </w:t>
+      </w:r>
+      <w:r>
+        <w:rPr>
+          <w:rStyle w:val="VerbatimChar"/>
+        </w:rPr>
+        <w:t xml:space="preserve">GITHUB_TOKEN</w:t>
+      </w:r>
+      <w:r>
+        <w:t xml:space="preserve"> </w:t>
+      </w:r>
+      <w:r>
+        <w:t xml:space="preserve">из</w:t>
+      </w:r>
+      <w:r>
+        <w:t xml:space="preserve"> </w:t>
+      </w:r>
+      <w:r>
+        <w:rPr>
+          <w:rStyle w:val="VerbatimChar"/>
+        </w:rPr>
+        <w:t xml:space="preserve">.env</w:t>
+      </w:r>
+      <w:r>
+        <w:t xml:space="preserve"> </w:t>
+      </w:r>
+      <w:r>
+        <w:t xml:space="preserve">— это узкий fine-grained PAT только на</w:t>
+      </w:r>
+      <w:r>
+        <w:t xml:space="preserve"> </w:t>
+      </w:r>
+      <w:r>
+        <w:t xml:space="preserve">один репозиторий</w:t>
+      </w:r>
+      <w:r>
+        <w:t xml:space="preserve"> </w:t>
+      </w:r>
+      <w:r>
+        <w:rPr>
+          <w:rStyle w:val="VerbatimChar"/>
+        </w:rPr>
+        <w:t xml:space="preserve">amintako</w:t>
+      </w:r>
+      <w:r>
+        <w:t xml:space="preserve">, право</w:t>
+      </w:r>
+      <w:r>
+        <w:t xml:space="preserve"> </w:t>
+      </w:r>
+      <w:r>
+        <w:rPr>
+          <w:rStyle w:val="VerbatimChar"/>
+        </w:rPr>
+        <w:t xml:space="preserve">contents: write</w:t>
+      </w:r>
+      <w:r>
+        <w:t xml:space="preserve"> </w:t>
+      </w:r>
+      <w:r>
+        <w:t xml:space="preserve">и ничего сверх. Сам remote</w:t>
+      </w:r>
+      <w:r>
+        <w:t xml:space="preserve"> </w:t>
+      </w:r>
+      <w:r>
+        <w:t xml:space="preserve">(адрес репозитория с токеном) настроил установщик — заводить или вводить его</w:t>
+      </w:r>
+      <w:r>
+        <w:t xml:space="preserve"> </w:t>
+      </w:r>
+      <w:r>
+        <w:t xml:space="preserve">руками не нужно.</w:t>
+      </w:r>
+    </w:p>
+    <w:p>
+      <w:pPr>
+        <w:pStyle w:val="Compact"/>
+        <w:numPr>
+          <w:ilvl w:val="0"/>
+          <w:numId w:val="1003"/>
+        </w:numPr>
+      </w:pPr>
+      <w:r>
+        <w:t xml:space="preserve">Если push ответил</w:t>
+      </w:r>
+      <w:r>
+        <w:t xml:space="preserve"> </w:t>
+      </w:r>
+      <w:r>
+        <w:rPr>
+          <w:rStyle w:val="VerbatimChar"/>
+        </w:rPr>
+        <w:t xml:space="preserve">403</w:t>
+      </w:r>
+      <w:r>
+        <w:t xml:space="preserve"> </w:t>
+      </w:r>
+      <w:r>
+        <w:t xml:space="preserve">или просит логин/пароль —</w:t>
+      </w:r>
+      <w:r>
+        <w:t xml:space="preserve"> </w:t>
+      </w:r>
+      <w:r>
+        <w:rPr>
+          <w:b/>
+          <w:bCs/>
+        </w:rPr>
+        <w:t xml:space="preserve">остановись и позови</w:t>
+      </w:r>
+      <w:r>
+        <w:rPr>
+          <w:b/>
+          <w:bCs/>
+        </w:rPr>
+        <w:t xml:space="preserve"> </w:t>
+      </w:r>
+      <w:r>
+        <w:rPr>
+          <w:b/>
+          <w:bCs/>
+        </w:rPr>
+        <w:t xml:space="preserve">человека. Сам ничего не вводи</w:t>
+      </w:r>
+      <w:r>
+        <w:t xml:space="preserve"> </w:t>
+      </w:r>
+      <w:r>
+        <w:t xml:space="preserve">(ни логин, ни токен, ни пароль): значит, токен</w:t>
+      </w:r>
+      <w:r>
+        <w:t xml:space="preserve"> </w:t>
+      </w:r>
+      <w:r>
+        <w:t xml:space="preserve">протух или ему не хватило прав, а это решает человек.</w:t>
+      </w:r>
+    </w:p>
+    <w:p>
+      <w:pPr>
+        <w:pStyle w:val="Compact"/>
+        <w:numPr>
+          <w:ilvl w:val="0"/>
+          <w:numId w:val="1003"/>
+        </w:numPr>
+      </w:pPr>
+      <w:r>
+        <w:rPr>
+          <w:b/>
+          <w:bCs/>
+        </w:rPr>
+        <w:t xml:space="preserve">Самый первый push после установки делается при человеке</w:t>
+      </w:r>
+      <w:r>
+        <w:t xml:space="preserve"> </w:t>
+      </w:r>
+      <w:r>
+        <w:t xml:space="preserve">— убедиться, что</w:t>
+      </w:r>
+      <w:r>
+        <w:t xml:space="preserve"> </w:t>
+      </w:r>
+      <w:r>
+        <w:t xml:space="preserve">доступ настроен верно. Дальше пушишь сам.</w:t>
+      </w:r>
+    </w:p>
+    <w:p>
+      <w:pPr>
+        <w:pStyle w:val="FirstParagraph"/>
+      </w:pPr>
+      <w:r>
+        <w:t xml:space="preserve">Токен, как и секретный ключ,</w:t>
+      </w:r>
+      <w:r>
+        <w:t xml:space="preserve"> </w:t>
+      </w:r>
+      <w:r>
+        <w:rPr>
+          <w:b/>
+          <w:bCs/>
+        </w:rPr>
+        <w:t xml:space="preserve">никуда не пиши</w:t>
+      </w:r>
+      <w:r>
+        <w:t xml:space="preserve"> </w:t>
+      </w:r>
+      <w:r>
+        <w:t xml:space="preserve">— ни в коммиты, ни в ленту</w:t>
+      </w:r>
+      <w:r>
+        <w:t xml:space="preserve"> </w:t>
+      </w:r>
+      <w:r>
+        <w:t xml:space="preserve">событий, ни в файлы проекта.</w:t>
       </w:r>
     </w:p>
     <w:p>
@@ -805,9 +1291,9 @@
         </w:pict>
       </w:r>
     </w:p>
-    <w:bookmarkEnd w:id="10"/>
-    <w:bookmarkEnd w:id="11"/>
-    <w:bookmarkStart w:id="12" w:name="главные-правила"/>
+    <w:bookmarkEnd w:id="12"/>
+    <w:bookmarkEnd w:id="13"/>
+    <w:bookmarkStart w:id="14" w:name="главные-правила"/>
     <w:p>
       <w:pPr>
         <w:pStyle w:val="Heading2"/>
@@ -821,7 +1307,7 @@
         <w:pStyle w:val="Compact"/>
         <w:numPr>
           <w:ilvl w:val="0"/>
-          <w:numId w:val="1002"/>
+          <w:numId w:val="1004"/>
         </w:numPr>
       </w:pPr>
       <w:r>
@@ -849,7 +1335,7 @@
         <w:pStyle w:val="Compact"/>
         <w:numPr>
           <w:ilvl w:val="0"/>
-          <w:numId w:val="1002"/>
+          <w:numId w:val="1004"/>
         </w:numPr>
       </w:pPr>
       <w:r>
@@ -877,7 +1363,7 @@
         <w:pStyle w:val="Compact"/>
         <w:numPr>
           <w:ilvl w:val="0"/>
-          <w:numId w:val="1002"/>
+          <w:numId w:val="1004"/>
         </w:numPr>
       </w:pPr>
       <w:r>
@@ -905,7 +1391,7 @@
         <w:pStyle w:val="Compact"/>
         <w:numPr>
           <w:ilvl w:val="0"/>
-          <w:numId w:val="1002"/>
+          <w:numId w:val="1004"/>
         </w:numPr>
       </w:pPr>
       <w:r>
@@ -933,7 +1419,7 @@
         <w:pStyle w:val="Compact"/>
         <w:numPr>
           <w:ilvl w:val="0"/>
-          <w:numId w:val="1002"/>
+          <w:numId w:val="1004"/>
         </w:numPr>
       </w:pPr>
       <w:r>
@@ -961,7 +1447,7 @@
         <w:pStyle w:val="Compact"/>
         <w:numPr>
           <w:ilvl w:val="0"/>
-          <w:numId w:val="1002"/>
+          <w:numId w:val="1004"/>
         </w:numPr>
       </w:pPr>
       <w:r>
@@ -969,19 +1455,31 @@
           <w:b/>
           <w:bCs/>
         </w:rPr>
-        <w:t xml:space="preserve">Один прогон — один push.</w:t>
-      </w:r>
-      <w:r>
-        <w:t xml:space="preserve"> </w:t>
-      </w:r>
-      <w:r>
-        <w:t xml:space="preserve">Не пушь после каждого кадра (GitHub Pages</w:t>
-      </w:r>
-      <w:r>
-        <w:t xml:space="preserve"> </w:t>
-      </w:r>
-      <w:r>
-        <w:t xml:space="preserve">пересобирает сайт, лимит — 10 сборок в час).</w:t>
+        <w:t xml:space="preserve">Публикуешь посценно.</w:t>
+      </w:r>
+      <w:r>
+        <w:t xml:space="preserve"> </w:t>
+      </w:r>
+      <w:r>
+        <w:t xml:space="preserve">Закончил сцену — сразу конвертируй, коммить и пушь</w:t>
+      </w:r>
+      <w:r>
+        <w:t xml:space="preserve"> </w:t>
+      </w:r>
+      <w:r>
+        <w:t xml:space="preserve">её (подробно — шаг 4). Не пушь после каждого кадра: GitHub Pages пересобирает</w:t>
+      </w:r>
+      <w:r>
+        <w:t xml:space="preserve"> </w:t>
+      </w:r>
+      <w:r>
+        <w:t xml:space="preserve">сайт, а лимит — 10 сборок в час. Если сцен в прогоне больше восьми — группируй</w:t>
+      </w:r>
+      <w:r>
+        <w:t xml:space="preserve"> </w:t>
+      </w:r>
+      <w:r>
+        <w:t xml:space="preserve">push по две сцены, чтобы в лимит уложиться.</w:t>
       </w:r>
     </w:p>
     <w:p>
@@ -989,7 +1487,7 @@
         <w:pStyle w:val="Compact"/>
         <w:numPr>
           <w:ilvl w:val="0"/>
-          <w:numId w:val="1002"/>
+          <w:numId w:val="1004"/>
         </w:numPr>
       </w:pPr>
       <w:r>
@@ -1016,8 +1514,8 @@
         </w:pict>
       </w:r>
     </w:p>
-    <w:bookmarkEnd w:id="12"/>
-    <w:bookmarkStart w:id="13" w:name="шаг-0-синхронизация"/>
+    <w:bookmarkEnd w:id="14"/>
+    <w:bookmarkStart w:id="15" w:name="шаг-0-синхронизация"/>
     <w:p>
       <w:pPr>
         <w:pStyle w:val="Heading2"/>
@@ -1030,7 +1528,7 @@
       <w:pPr>
         <w:numPr>
           <w:ilvl w:val="0"/>
-          <w:numId w:val="1003"/>
+          <w:numId w:val="1005"/>
         </w:numPr>
       </w:pPr>
       <w:r>
@@ -1041,7 +1539,7 @@
       <w:pPr>
         <w:numPr>
           <w:ilvl w:val="0"/>
-          <w:numId w:val="1003"/>
+          <w:numId w:val="1005"/>
         </w:numPr>
       </w:pPr>
       <w:r>
@@ -1091,7 +1589,7 @@
       <w:pPr>
         <w:numPr>
           <w:ilvl w:val="0"/>
-          <w:numId w:val="1003"/>
+          <w:numId w:val="1005"/>
         </w:numPr>
       </w:pPr>
       <w:r>
@@ -1161,7 +1659,7 @@
       <w:pPr>
         <w:numPr>
           <w:ilvl w:val="0"/>
-          <w:numId w:val="1003"/>
+          <w:numId w:val="1005"/>
         </w:numPr>
       </w:pPr>
       <w:r>
@@ -1187,7 +1685,7 @@
       <w:pPr>
         <w:numPr>
           <w:ilvl w:val="0"/>
-          <w:numId w:val="1003"/>
+          <w:numId w:val="1005"/>
         </w:numPr>
       </w:pPr>
       <w:r>
@@ -1199,7 +1697,7 @@
         <w:pStyle w:val="Compact"/>
         <w:numPr>
           <w:ilvl w:val="1"/>
-          <w:numId w:val="1004"/>
+          <w:numId w:val="1006"/>
         </w:numPr>
       </w:pPr>
       <w:r>
@@ -1247,7 +1745,7 @@
         <w:pStyle w:val="Compact"/>
         <w:numPr>
           <w:ilvl w:val="1"/>
-          <w:numId w:val="1004"/>
+          <w:numId w:val="1006"/>
         </w:numPr>
       </w:pPr>
       <w:r>
@@ -1309,7 +1807,73 @@
       <w:pPr>
         <w:numPr>
           <w:ilvl w:val="0"/>
-          <w:numId w:val="1003"/>
+          <w:numId w:val="1005"/>
+        </w:numPr>
+      </w:pPr>
+      <w:r>
+        <w:rPr>
+          <w:b/>
+          <w:bCs/>
+        </w:rPr>
+        <w:t xml:space="preserve">Подбери хвосты прошлого прогона.</w:t>
+      </w:r>
+      <w:r>
+        <w:t xml:space="preserve"> </w:t>
+      </w:r>
+      <w:r>
+        <w:t xml:space="preserve">Если какие-то кадры остались в статусе</w:t>
+      </w:r>
+      <w:r>
+        <w:t xml:space="preserve"> </w:t>
+      </w:r>
+      <w:r>
+        <w:rPr>
+          <w:rStyle w:val="VerbatimChar"/>
+        </w:rPr>
+        <w:t xml:space="preserve">generating</w:t>
+      </w:r>
+      <w:r>
+        <w:t xml:space="preserve"> </w:t>
+      </w:r>
+      <w:r>
+        <w:t xml:space="preserve">(прошлый прогон оборвался на середине сцены) — верни их в</w:t>
+      </w:r>
+      <w:r>
+        <w:t xml:space="preserve"> </w:t>
+      </w:r>
+      <w:r>
+        <w:rPr>
+          <w:rStyle w:val="VerbatimChar"/>
+        </w:rPr>
+        <w:t xml:space="preserve">queued</w:t>
+      </w:r>
+      <w:r>
+        <w:t xml:space="preserve"> </w:t>
+      </w:r>
+      <w:r>
+        <w:t xml:space="preserve">одним запросом по серии (Приложение А) и напиши об этом в отчёте.</w:t>
+      </w:r>
+      <w:r>
+        <w:t xml:space="preserve"> </w:t>
+      </w:r>
+      <w:r>
+        <w:rPr>
+          <w:rStyle w:val="VerbatimChar"/>
+        </w:rPr>
+        <w:t xml:space="preserve">generating</w:t>
+      </w:r>
+      <w:r>
+        <w:t xml:space="preserve"> </w:t>
+      </w:r>
+      <w:r>
+        <w:t xml:space="preserve">значит «рисуется прямо сейчас»; после перезапуска это уже неправда.</w:t>
+      </w:r>
+    </w:p>
+    <w:p>
+      <w:pPr>
+        <w:numPr>
+          <w:ilvl w:val="0"/>
+          <w:numId w:val="1005"/>
         </w:numPr>
       </w:pPr>
       <w:r>
@@ -1335,8 +1899,8 @@
         </w:pict>
       </w:r>
     </w:p>
-    <w:bookmarkEnd w:id="13"/>
-    <w:bookmarkStart w:id="18" w:name="шаг-1-новые-материалы"/>
+    <w:bookmarkEnd w:id="15"/>
+    <w:bookmarkStart w:id="20" w:name="шаг-1-новые-материалы"/>
     <w:p>
       <w:pPr>
         <w:pStyle w:val="Heading2"/>
@@ -1383,7 +1947,7 @@
         <w:t xml:space="preserve">— режиссёр пользуется дашбордом, папка осталась запасным способом.</w:t>
       </w:r>
     </w:p>
-    <w:bookmarkStart w:id="14" w:name="забрать-из-облака"/>
+    <w:bookmarkStart w:id="16" w:name="забрать-из-облака"/>
     <w:p>
       <w:pPr>
         <w:pStyle w:val="Heading3"/>
@@ -1432,7 +1996,7 @@
         <w:rPr>
           <w:rStyle w:val="VerbatimChar"/>
         </w:rPr>
-        <w:t xml:space="preserve">python3 scripts/fetch_materials.py</w:t>
+        <w:t xml:space="preserve">py scripts/fetch_materials.py</w:t>
       </w:r>
     </w:p>
     <w:p>
@@ -1776,7 +2340,7 @@
         <w:pStyle w:val="Compact"/>
         <w:numPr>
           <w:ilvl w:val="0"/>
-          <w:numId w:val="1005"/>
+          <w:numId w:val="1007"/>
         </w:numPr>
       </w:pPr>
       <w:r>
@@ -1822,7 +2386,7 @@
         <w:pStyle w:val="Compact"/>
         <w:numPr>
           <w:ilvl w:val="0"/>
-          <w:numId w:val="1005"/>
+          <w:numId w:val="1007"/>
         </w:numPr>
       </w:pPr>
       <w:r>
@@ -1913,8 +2477,8 @@
         <w:t xml:space="preserve">из-за недоступного хранилища очередь кадров стоять не должна.</w:t>
       </w:r>
     </w:p>
-    <w:bookmarkEnd w:id="14"/>
-    <w:bookmarkStart w:id="15" w:name="папка-входящие-на-диске"/>
+    <w:bookmarkEnd w:id="16"/>
+    <w:bookmarkStart w:id="17" w:name="папка-входящие-на-диске"/>
     <w:p>
       <w:pPr>
         <w:pStyle w:val="Heading3"/>
@@ -2067,8 +2631,8 @@
         <w:t xml:space="preserve">и спроси человека, какой оставить.</w:t>
       </w:r>
     </w:p>
-    <w:bookmarkEnd w:id="15"/>
-    <w:bookmarkStart w:id="16" w:name="новая-раскадровка-xls"/>
+    <w:bookmarkEnd w:id="17"/>
+    <w:bookmarkStart w:id="18" w:name="новая-раскадровка-xls"/>
     <w:p>
       <w:pPr>
         <w:pStyle w:val="Heading3"/>
@@ -2125,7 +2689,7 @@
       <w:pPr>
         <w:numPr>
           <w:ilvl w:val="0"/>
-          <w:numId w:val="1006"/>
+          <w:numId w:val="1008"/>
         </w:numPr>
       </w:pPr>
       <w:r>
@@ -2159,7 +2723,7 @@
         <w:pStyle w:val="Compact"/>
         <w:numPr>
           <w:ilvl w:val="1"/>
-          <w:numId w:val="1007"/>
+          <w:numId w:val="1009"/>
         </w:numPr>
       </w:pPr>
       <w:r>
@@ -2222,7 +2786,7 @@
         <w:pStyle w:val="Compact"/>
         <w:numPr>
           <w:ilvl w:val="1"/>
-          <w:numId w:val="1007"/>
+          <w:numId w:val="1009"/>
         </w:numPr>
       </w:pPr>
       <w:r>
@@ -2433,7 +2997,7 @@
       <w:pPr>
         <w:numPr>
           <w:ilvl w:val="0"/>
-          <w:numId w:val="1006"/>
+          <w:numId w:val="1008"/>
         </w:numPr>
       </w:pPr>
       <w:r>
@@ -2503,7 +3067,7 @@
         <w:rPr>
           <w:rStyle w:val="VerbatimChar"/>
         </w:rPr>
-        <w:t xml:space="preserve">python3 scripts/load_storyboard.py --dry-run</w:t>
+        <w:t xml:space="preserve">py scripts/load_storyboard.py --dry-run</w:t>
       </w:r>
       <w:r>
         <w:br/>
@@ -2512,7 +3076,7 @@
         <w:rPr>
           <w:rStyle w:val="VerbatimChar"/>
         </w:rPr>
-        <w:t xml:space="preserve">python3 scripts/load_storyboard.py</w:t>
+        <w:t xml:space="preserve">py scripts/load_storyboard.py</w:t>
       </w:r>
     </w:p>
     <w:p>
@@ -2556,7 +3120,7 @@
         <w:rPr>
           <w:rStyle w:val="VerbatimChar"/>
         </w:rPr>
-        <w:t xml:space="preserve">python3 scripts/load_storyboard.py --number 3 --title "Название серии" \</w:t>
+        <w:t xml:space="preserve">py scripts/load_storyboard.py --number 3 --title "Название серии" \</w:t>
       </w:r>
       <w:r>
         <w:br/>
@@ -2700,7 +3264,7 @@
       <w:pPr>
         <w:numPr>
           <w:ilvl w:val="0"/>
-          <w:numId w:val="1006"/>
+          <w:numId w:val="1008"/>
         </w:numPr>
       </w:pPr>
       <w:r>
@@ -2844,7 +3408,7 @@
       <w:pPr>
         <w:numPr>
           <w:ilvl w:val="0"/>
-          <w:numId w:val="1006"/>
+          <w:numId w:val="1008"/>
         </w:numPr>
       </w:pPr>
       <w:r>
@@ -2921,7 +3485,7 @@
       <w:pPr>
         <w:numPr>
           <w:ilvl w:val="0"/>
-          <w:numId w:val="1006"/>
+          <w:numId w:val="1008"/>
         </w:numPr>
       </w:pPr>
       <w:r>
@@ -2940,8 +3504,8 @@
         <w:t xml:space="preserve">, чтобы не разбирать его снова.</w:t>
       </w:r>
     </w:p>
-    <w:bookmarkEnd w:id="16"/>
-    <w:bookmarkStart w:id="17" w:name="не-хватает-референса"/>
+    <w:bookmarkEnd w:id="18"/>
+    <w:bookmarkStart w:id="19" w:name="не-хватает-референса"/>
     <w:p>
       <w:pPr>
         <w:pStyle w:val="Heading3"/>
@@ -2975,7 +3539,7 @@
         <w:pStyle w:val="Compact"/>
         <w:numPr>
           <w:ilvl w:val="0"/>
-          <w:numId w:val="1008"/>
+          <w:numId w:val="1010"/>
         </w:numPr>
       </w:pPr>
       <w:r>
@@ -2987,7 +3551,7 @@
         <w:pStyle w:val="Compact"/>
         <w:numPr>
           <w:ilvl w:val="0"/>
-          <w:numId w:val="1008"/>
+          <w:numId w:val="1010"/>
         </w:numPr>
       </w:pPr>
       <w:r>
@@ -3017,7 +3581,7 @@
         <w:pStyle w:val="Compact"/>
         <w:numPr>
           <w:ilvl w:val="0"/>
-          <w:numId w:val="1008"/>
+          <w:numId w:val="1010"/>
         </w:numPr>
       </w:pPr>
       <w:r>
@@ -3041,7 +3605,7 @@
         <w:pStyle w:val="Compact"/>
         <w:numPr>
           <w:ilvl w:val="0"/>
-          <w:numId w:val="1008"/>
+          <w:numId w:val="1010"/>
         </w:numPr>
       </w:pPr>
       <w:r>
@@ -3097,9 +3661,9 @@
         </w:pict>
       </w:r>
     </w:p>
-    <w:bookmarkEnd w:id="17"/>
-    <w:bookmarkEnd w:id="18"/>
-    <w:bookmarkStart w:id="19" w:name="шаг-2-правки"/>
+    <w:bookmarkEnd w:id="19"/>
+    <w:bookmarkEnd w:id="20"/>
+    <w:bookmarkStart w:id="21" w:name="шаг-2-правки"/>
     <w:p>
       <w:pPr>
         <w:pStyle w:val="Heading2"/>
@@ -3136,7 +3700,7 @@
         <w:pStyle w:val="Compact"/>
         <w:numPr>
           <w:ilvl w:val="0"/>
-          <w:numId w:val="1009"/>
+          <w:numId w:val="1011"/>
         </w:numPr>
       </w:pPr>
       <w:r>
@@ -3163,7 +3727,7 @@
         <w:pStyle w:val="Compact"/>
         <w:numPr>
           <w:ilvl w:val="0"/>
-          <w:numId w:val="1009"/>
+          <w:numId w:val="1011"/>
         </w:numPr>
       </w:pPr>
       <w:r>
@@ -3230,7 +3794,7 @@
         <w:pStyle w:val="Compact"/>
         <w:numPr>
           <w:ilvl w:val="1"/>
-          <w:numId w:val="1010"/>
+          <w:numId w:val="1012"/>
         </w:numPr>
       </w:pPr>
       <w:r>
@@ -3277,7 +3841,7 @@
         <w:pStyle w:val="Compact"/>
         <w:numPr>
           <w:ilvl w:val="1"/>
-          <w:numId w:val="1010"/>
+          <w:numId w:val="1012"/>
         </w:numPr>
       </w:pPr>
       <w:r>
@@ -3338,7 +3902,7 @@
         <w:pStyle w:val="Compact"/>
         <w:numPr>
           <w:ilvl w:val="0"/>
-          <w:numId w:val="1009"/>
+          <w:numId w:val="1011"/>
         </w:numPr>
       </w:pPr>
       <w:r>
@@ -3356,7 +3920,7 @@
         <w:pStyle w:val="Compact"/>
         <w:numPr>
           <w:ilvl w:val="0"/>
-          <w:numId w:val="1009"/>
+          <w:numId w:val="1011"/>
         </w:numPr>
       </w:pPr>
       <w:r>
@@ -3395,7 +3959,7 @@
         <w:pStyle w:val="Compact"/>
         <w:numPr>
           <w:ilvl w:val="0"/>
-          <w:numId w:val="1009"/>
+          <w:numId w:val="1011"/>
         </w:numPr>
       </w:pPr>
       <w:r>
@@ -3454,8 +4018,8 @@
         </w:pict>
       </w:r>
     </w:p>
-    <w:bookmarkEnd w:id="19"/>
-    <w:bookmarkStart w:id="27" w:name="шаг-3-генерация"/>
+    <w:bookmarkEnd w:id="21"/>
+    <w:bookmarkStart w:id="29" w:name="шаг-3-генерация"/>
     <w:p>
       <w:pPr>
         <w:pStyle w:val="Heading2"/>
@@ -3464,7 +4028,7 @@
         <w:t xml:space="preserve">Шаг 3 — генерация</w:t>
       </w:r>
     </w:p>
-    <w:bookmarkStart w:id="20" w:name="что-берём-в-работу"/>
+    <w:bookmarkStart w:id="22" w:name="что-берём-в-работу"/>
     <w:p>
       <w:pPr>
         <w:pStyle w:val="Heading3"/>
@@ -3486,7 +4050,7 @@
         <w:pStyle w:val="Compact"/>
         <w:numPr>
           <w:ilvl w:val="0"/>
-          <w:numId w:val="1011"/>
+          <w:numId w:val="1013"/>
         </w:numPr>
       </w:pPr>
       <w:r>
@@ -3510,7 +4074,7 @@
         <w:pStyle w:val="Compact"/>
         <w:numPr>
           <w:ilvl w:val="0"/>
-          <w:numId w:val="1011"/>
+          <w:numId w:val="1013"/>
         </w:numPr>
       </w:pPr>
       <w:r>
@@ -3531,7 +4095,7 @@
         <w:pStyle w:val="Compact"/>
         <w:numPr>
           <w:ilvl w:val="0"/>
-          <w:numId w:val="1011"/>
+          <w:numId w:val="1013"/>
         </w:numPr>
       </w:pPr>
       <w:r>
@@ -3558,7 +4122,7 @@
         <w:pStyle w:val="Compact"/>
         <w:numPr>
           <w:ilvl w:val="0"/>
-          <w:numId w:val="1011"/>
+          <w:numId w:val="1013"/>
         </w:numPr>
       </w:pPr>
       <w:r>
@@ -3637,8 +4201,64 @@
         <w:t xml:space="preserve">. Сцены — по одной.</w:t>
       </w:r>
     </w:p>
-    <w:bookmarkEnd w:id="20"/>
-    <w:bookmarkStart w:id="21" w:name="правило-мастер-кадра"/>
+    <w:p>
+      <w:pPr>
+        <w:pStyle w:val="BodyText"/>
+      </w:pPr>
+      <w:r>
+        <w:t xml:space="preserve">Взял сцену в работу — сразу переведи её кадры, которые сейчас генерируешь, в</w:t>
+      </w:r>
+      <w:r>
+        <w:t xml:space="preserve"> </w:t>
+      </w:r>
+      <w:r>
+        <w:rPr>
+          <w:rStyle w:val="VerbatimChar"/>
+        </w:rPr>
+        <w:t xml:space="preserve">generating</w:t>
+      </w:r>
+      <w:r>
+        <w:t xml:space="preserve"> </w:t>
+      </w:r>
+      <w:r>
+        <w:t xml:space="preserve">(для новой сцены это мастер-кадр; для открытой — её кадры из</w:t>
+      </w:r>
+      <w:r>
+        <w:t xml:space="preserve"> </w:t>
+      </w:r>
+      <w:r>
+        <w:rPr>
+          <w:rStyle w:val="VerbatimChar"/>
+        </w:rPr>
+        <w:t xml:space="preserve">queued</w:t>
+      </w:r>
+      <w:r>
+        <w:t xml:space="preserve">). Так видно, что сцена в работе, и если прогон оборвётся, следующий по</w:t>
+      </w:r>
+      <w:r>
+        <w:t xml:space="preserve"> </w:t>
+      </w:r>
+      <w:r>
+        <w:t xml:space="preserve">этой метке подберёт хвост (шаг 0, шаг 6). По завершении сцены кадры уйдут в</w:t>
+      </w:r>
+      <w:r>
+        <w:t xml:space="preserve"> </w:t>
+      </w:r>
+      <w:r>
+        <w:rPr>
+          <w:rStyle w:val="VerbatimChar"/>
+        </w:rPr>
+        <w:t xml:space="preserve">review</w:t>
+      </w:r>
+      <w:r>
+        <w:t xml:space="preserve"> </w:t>
+      </w:r>
+      <w:r>
+        <w:t xml:space="preserve">вместе с версиями — это шаг 4.</w:t>
+      </w:r>
+    </w:p>
+    <w:bookmarkEnd w:id="22"/>
+    <w:bookmarkStart w:id="23" w:name="правило-мастер-кадра"/>
     <w:p>
       <w:pPr>
         <w:pStyle w:val="Heading3"/>
@@ -3652,7 +4272,7 @@
         <w:pStyle w:val="Compact"/>
         <w:numPr>
           <w:ilvl w:val="0"/>
-          <w:numId w:val="1012"/>
+          <w:numId w:val="1014"/>
         </w:numPr>
       </w:pPr>
       <w:r>
@@ -3689,7 +4309,7 @@
         <w:pStyle w:val="Compact"/>
         <w:numPr>
           <w:ilvl w:val="0"/>
-          <w:numId w:val="1012"/>
+          <w:numId w:val="1014"/>
         </w:numPr>
       </w:pPr>
       <w:r>
@@ -3713,7 +4333,7 @@
         <w:pStyle w:val="Compact"/>
         <w:numPr>
           <w:ilvl w:val="0"/>
-          <w:numId w:val="1012"/>
+          <w:numId w:val="1014"/>
         </w:numPr>
       </w:pPr>
       <w:r>
@@ -3741,7 +4361,7 @@
         <w:pStyle w:val="Compact"/>
         <w:numPr>
           <w:ilvl w:val="0"/>
-          <w:numId w:val="1012"/>
+          <w:numId w:val="1014"/>
         </w:numPr>
       </w:pPr>
       <w:r>
@@ -3798,7 +4418,7 @@
         <w:pStyle w:val="Compact"/>
         <w:numPr>
           <w:ilvl w:val="0"/>
-          <w:numId w:val="1012"/>
+          <w:numId w:val="1014"/>
         </w:numPr>
       </w:pPr>
       <w:r>
@@ -3835,8 +4455,8 @@
         <w:t xml:space="preserve">и генерируй остальные кадры сцены.</w:t>
       </w:r>
     </w:p>
-    <w:bookmarkEnd w:id="21"/>
-    <w:bookmarkStart w:id="22" w:name="чат-сцены-в-chatgpt-основная-дорожка"/>
+    <w:bookmarkEnd w:id="23"/>
+    <w:bookmarkStart w:id="24" w:name="чат-сцены-в-chatgpt-основная-дорожка"/>
     <w:p>
       <w:pPr>
         <w:pStyle w:val="Heading3"/>
@@ -3904,7 +4524,7 @@
         <w:pStyle w:val="Compact"/>
         <w:numPr>
           <w:ilvl w:val="0"/>
-          <w:numId w:val="1013"/>
+          <w:numId w:val="1015"/>
         </w:numPr>
       </w:pPr>
       <w:r>
@@ -3928,7 +4548,7 @@
         <w:pStyle w:val="Compact"/>
         <w:numPr>
           <w:ilvl w:val="0"/>
-          <w:numId w:val="1013"/>
+          <w:numId w:val="1015"/>
         </w:numPr>
       </w:pPr>
       <w:r>
@@ -3952,7 +4572,7 @@
         <w:pStyle w:val="Compact"/>
         <w:numPr>
           <w:ilvl w:val="0"/>
-          <w:numId w:val="1013"/>
+          <w:numId w:val="1015"/>
         </w:numPr>
       </w:pPr>
       <w:r>
@@ -3964,7 +4584,7 @@
         <w:pStyle w:val="Compact"/>
         <w:numPr>
           <w:ilvl w:val="0"/>
-          <w:numId w:val="1013"/>
+          <w:numId w:val="1015"/>
         </w:numPr>
       </w:pPr>
       <w:r>
@@ -4096,7 +4716,7 @@
         <w:pStyle w:val="Compact"/>
         <w:numPr>
           <w:ilvl w:val="0"/>
-          <w:numId w:val="1014"/>
+          <w:numId w:val="1016"/>
         </w:numPr>
       </w:pPr>
       <w:r>
@@ -4114,7 +4734,7 @@
         <w:pStyle w:val="Compact"/>
         <w:numPr>
           <w:ilvl w:val="0"/>
-          <w:numId w:val="1014"/>
+          <w:numId w:val="1016"/>
         </w:numPr>
       </w:pPr>
       <w:r>
@@ -4139,8 +4759,8 @@
         <w:t xml:space="preserve">) и перегенерируй кадр.</w:t>
       </w:r>
     </w:p>
-    <w:bookmarkEnd w:id="22"/>
-    <w:bookmarkStart w:id="23" w:name="промт-кадра-в-чате"/>
+    <w:bookmarkEnd w:id="24"/>
+    <w:bookmarkStart w:id="25" w:name="промт-кадра-в-чате"/>
     <w:p>
       <w:pPr>
         <w:pStyle w:val="Heading3"/>
@@ -4186,7 +4806,7 @@
         <w:pStyle w:val="Compact"/>
         <w:numPr>
           <w:ilvl w:val="0"/>
-          <w:numId w:val="1015"/>
+          <w:numId w:val="1017"/>
         </w:numPr>
       </w:pPr>
       <w:r>
@@ -4223,7 +4843,7 @@
         <w:pStyle w:val="Compact"/>
         <w:numPr>
           <w:ilvl w:val="0"/>
-          <w:numId w:val="1015"/>
+          <w:numId w:val="1017"/>
         </w:numPr>
       </w:pPr>
       <w:r>
@@ -4247,7 +4867,7 @@
         <w:pStyle w:val="Compact"/>
         <w:numPr>
           <w:ilvl w:val="0"/>
-          <w:numId w:val="1015"/>
+          <w:numId w:val="1017"/>
         </w:numPr>
       </w:pPr>
       <w:r>
@@ -4283,7 +4903,7 @@
         <w:pStyle w:val="Compact"/>
         <w:numPr>
           <w:ilvl w:val="0"/>
-          <w:numId w:val="1015"/>
+          <w:numId w:val="1017"/>
         </w:numPr>
       </w:pPr>
       <w:r>
@@ -4373,7 +4993,7 @@
         <w:pStyle w:val="Compact"/>
         <w:numPr>
           <w:ilvl w:val="0"/>
-          <w:numId w:val="1015"/>
+          <w:numId w:val="1017"/>
         </w:numPr>
       </w:pPr>
       <w:r>
@@ -4418,7 +5038,7 @@
         <w:pStyle w:val="Compact"/>
         <w:numPr>
           <w:ilvl w:val="0"/>
-          <w:numId w:val="1016"/>
+          <w:numId w:val="1018"/>
         </w:numPr>
       </w:pPr>
       <w:r>
@@ -4430,7 +5050,7 @@
         <w:pStyle w:val="Compact"/>
         <w:numPr>
           <w:ilvl w:val="0"/>
-          <w:numId w:val="1016"/>
+          <w:numId w:val="1018"/>
         </w:numPr>
       </w:pPr>
       <w:r>
@@ -4487,7 +5107,7 @@
         <w:pStyle w:val="Compact"/>
         <w:numPr>
           <w:ilvl w:val="0"/>
-          <w:numId w:val="1016"/>
+          <w:numId w:val="1018"/>
         </w:numPr>
       </w:pPr>
       <w:r>
@@ -4499,7 +5119,7 @@
         <w:pStyle w:val="Compact"/>
         <w:numPr>
           <w:ilvl w:val="0"/>
-          <w:numId w:val="1016"/>
+          <w:numId w:val="1018"/>
         </w:numPr>
       </w:pPr>
       <w:r>
@@ -4550,7 +5170,7 @@
         <w:pStyle w:val="Compact"/>
         <w:numPr>
           <w:ilvl w:val="0"/>
-          <w:numId w:val="1016"/>
+          <w:numId w:val="1018"/>
         </w:numPr>
       </w:pPr>
       <w:r>
@@ -4562,7 +5182,7 @@
         <w:pStyle w:val="Compact"/>
         <w:numPr>
           <w:ilvl w:val="0"/>
-          <w:numId w:val="1016"/>
+          <w:numId w:val="1018"/>
         </w:numPr>
       </w:pPr>
       <w:r>
@@ -4590,7 +5210,7 @@
         <w:pStyle w:val="Compact"/>
         <w:numPr>
           <w:ilvl w:val="0"/>
-          <w:numId w:val="1016"/>
+          <w:numId w:val="1018"/>
         </w:numPr>
       </w:pPr>
       <w:r>
@@ -4602,7 +5222,7 @@
         <w:pStyle w:val="Compact"/>
         <w:numPr>
           <w:ilvl w:val="0"/>
-          <w:numId w:val="1016"/>
+          <w:numId w:val="1018"/>
         </w:numPr>
       </w:pPr>
       <w:r>
@@ -4777,8 +5397,8 @@
         <w:t xml:space="preserve">, не вставляй текстом.</w:t>
       </w:r>
     </w:p>
-    <w:bookmarkEnd w:id="23"/>
-    <w:bookmarkStart w:id="24" w:name="google-labs-вторая-дорожка"/>
+    <w:bookmarkEnd w:id="25"/>
+    <w:bookmarkStart w:id="26" w:name="google-labs-вторая-дорожка"/>
     <w:p>
       <w:pPr>
         <w:pStyle w:val="Heading3"/>
@@ -4845,7 +5465,7 @@
         <w:pStyle w:val="Compact"/>
         <w:numPr>
           <w:ilvl w:val="0"/>
-          <w:numId w:val="1017"/>
+          <w:numId w:val="1019"/>
         </w:numPr>
       </w:pPr>
       <w:r>
@@ -4866,7 +5486,7 @@
         <w:pStyle w:val="Compact"/>
         <w:numPr>
           <w:ilvl w:val="0"/>
-          <w:numId w:val="1017"/>
+          <w:numId w:val="1019"/>
         </w:numPr>
       </w:pPr>
       <w:r>
@@ -4887,7 +5507,7 @@
         <w:pStyle w:val="Compact"/>
         <w:numPr>
           <w:ilvl w:val="0"/>
-          <w:numId w:val="1017"/>
+          <w:numId w:val="1019"/>
         </w:numPr>
       </w:pPr>
       <w:r>
@@ -4909,7 +5529,7 @@
         <w:pStyle w:val="Compact"/>
         <w:numPr>
           <w:ilvl w:val="0"/>
-          <w:numId w:val="1017"/>
+          <w:numId w:val="1019"/>
         </w:numPr>
       </w:pPr>
       <w:r>
@@ -4930,7 +5550,7 @@
         <w:pStyle w:val="Compact"/>
         <w:numPr>
           <w:ilvl w:val="0"/>
-          <w:numId w:val="1017"/>
+          <w:numId w:val="1019"/>
         </w:numPr>
       </w:pPr>
       <w:r>
@@ -4987,8 +5607,8 @@
         <w:t xml:space="preserve">.</w:t>
       </w:r>
     </w:p>
-    <w:bookmarkEnd w:id="24"/>
-    <w:bookmarkStart w:id="25" w:name="контроль-качества"/>
+    <w:bookmarkEnd w:id="26"/>
+    <w:bookmarkStart w:id="27" w:name="контроль-качества"/>
     <w:p>
       <w:pPr>
         <w:pStyle w:val="Heading3"/>
@@ -5010,7 +5630,7 @@
         <w:pStyle w:val="Compact"/>
         <w:numPr>
           <w:ilvl w:val="0"/>
-          <w:numId w:val="1018"/>
+          <w:numId w:val="1020"/>
         </w:numPr>
       </w:pPr>
       <w:r>
@@ -5022,7 +5642,7 @@
         <w:pStyle w:val="Compact"/>
         <w:numPr>
           <w:ilvl w:val="0"/>
-          <w:numId w:val="1018"/>
+          <w:numId w:val="1020"/>
         </w:numPr>
       </w:pPr>
       <w:r>
@@ -5034,7 +5654,7 @@
         <w:pStyle w:val="Compact"/>
         <w:numPr>
           <w:ilvl w:val="0"/>
-          <w:numId w:val="1018"/>
+          <w:numId w:val="1020"/>
         </w:numPr>
       </w:pPr>
       <w:r>
@@ -5058,7 +5678,7 @@
         <w:pStyle w:val="Compact"/>
         <w:numPr>
           <w:ilvl w:val="0"/>
-          <w:numId w:val="1018"/>
+          <w:numId w:val="1020"/>
         </w:numPr>
       </w:pPr>
       <w:r>
@@ -5070,7 +5690,7 @@
         <w:pStyle w:val="Compact"/>
         <w:numPr>
           <w:ilvl w:val="0"/>
-          <w:numId w:val="1018"/>
+          <w:numId w:val="1020"/>
         </w:numPr>
       </w:pPr>
       <w:r>
@@ -5116,8 +5736,8 @@
         <w:t xml:space="preserve">, опиши проблему в отчёте и иди дальше.</w:t>
       </w:r>
     </w:p>
-    <w:bookmarkEnd w:id="25"/>
-    <w:bookmarkStart w:id="26" w:name="сохранение-файла"/>
+    <w:bookmarkEnd w:id="27"/>
+    <w:bookmarkStart w:id="28" w:name="сохранение-файла"/>
     <w:p>
       <w:pPr>
         <w:pStyle w:val="Heading3"/>
@@ -5131,7 +5751,7 @@
         <w:pStyle w:val="Compact"/>
         <w:numPr>
           <w:ilvl w:val="0"/>
-          <w:numId w:val="1019"/>
+          <w:numId w:val="1021"/>
         </w:numPr>
       </w:pPr>
       <w:r>
@@ -5143,7 +5763,7 @@
         <w:pStyle w:val="Compact"/>
         <w:numPr>
           <w:ilvl w:val="0"/>
-          <w:numId w:val="1019"/>
+          <w:numId w:val="1021"/>
         </w:numPr>
       </w:pPr>
       <w:r>
@@ -5188,7 +5808,7 @@
         <w:rPr>
           <w:rStyle w:val="VerbatimChar"/>
         </w:rPr>
-        <w:t xml:space="preserve">s4_07_v2.png</w:t>
+        <w:t xml:space="preserve">s4_07_v1.png</w:t>
       </w:r>
       <w:r>
         <w:t xml:space="preserve">.</w:t>
@@ -5212,7 +5832,19 @@
         <w:t xml:space="preserve"> </w:t>
       </w:r>
       <w:r>
-        <w:t xml:space="preserve">для этого кадра.</w:t>
+        <w:t xml:space="preserve">для этого кадра (у первой генерации это</w:t>
+      </w:r>
+      <w:r>
+        <w:t xml:space="preserve"> </w:t>
+      </w:r>
+      <w:r>
+        <w:rPr>
+          <w:rStyle w:val="VerbatimChar"/>
+        </w:rPr>
+        <w:t xml:space="preserve">v1</w:t>
+      </w:r>
+      <w:r>
+        <w:t xml:space="preserve">).</w:t>
       </w:r>
     </w:p>
     <w:p>
@@ -5222,9 +5854,9 @@
         </w:pict>
       </w:r>
     </w:p>
-    <w:bookmarkEnd w:id="26"/>
-    <w:bookmarkEnd w:id="27"/>
-    <w:bookmarkStart w:id="31" w:name="шаг-4-публикация"/>
+    <w:bookmarkEnd w:id="28"/>
+    <w:bookmarkEnd w:id="29"/>
+    <w:bookmarkStart w:id="34" w:name="шаг-4-публикация"/>
     <w:p>
       <w:pPr>
         <w:pStyle w:val="Heading2"/>
@@ -5238,7 +5870,7 @@
         <w:pStyle w:val="FirstParagraph"/>
       </w:pPr>
       <w:r>
-        <w:t xml:space="preserve">Делается</w:t>
+        <w:t xml:space="preserve">Публикуешь</w:t>
       </w:r>
       <w:r>
         <w:t xml:space="preserve"> </w:t>
@@ -5248,433 +5880,564 @@
           <w:b/>
           <w:bCs/>
         </w:rPr>
-        <w:t xml:space="preserve">пачкой в конце прогона</w:t>
-      </w:r>
-      <w:r>
-        <w:t xml:space="preserve">, а не после каждого кадра.</w:t>
-      </w:r>
-    </w:p>
-    <w:bookmarkStart w:id="28" w:name="конвертация"/>
-    <w:p>
-      <w:pPr>
-        <w:pStyle w:val="Heading3"/>
-      </w:pPr>
-      <w:r>
-        <w:t xml:space="preserve">4.1. Конвертация</w:t>
+        <w:t xml:space="preserve">посценно</w:t>
+      </w:r>
+      <w:r>
+        <w:t xml:space="preserve">: закончил сцену — сразу проводишь её через всю</w:t>
+      </w:r>
+      <w:r>
+        <w:t xml:space="preserve"> </w:t>
+      </w:r>
+      <w:r>
+        <w:t xml:space="preserve">публикацию целиком, и только потом берёшь следующую. Так при сбое теряется</w:t>
+      </w:r>
+      <w:r>
+        <w:t xml:space="preserve"> </w:t>
+      </w:r>
+      <w:r>
+        <w:t xml:space="preserve">максимум одна сцена, а не весь прогон. Мастер-кадр новой сцены — это тоже</w:t>
+      </w:r>
+      <w:r>
+        <w:t xml:space="preserve"> </w:t>
+      </w:r>
+      <w:r>
+        <w:t xml:space="preserve">«готовая сцена» из одного кадра: публикуешь его этими же шагами и уходишь ждать</w:t>
+      </w:r>
+      <w:r>
+        <w:t xml:space="preserve"> </w:t>
+      </w:r>
+      <w:r>
+        <w:t xml:space="preserve">одобрения (§3.2).</w:t>
+      </w:r>
+    </w:p>
+    <w:p>
+      <w:pPr>
+        <w:pStyle w:val="BodyText"/>
+      </w:pPr>
+      <w:r>
+        <w:t xml:space="preserve">Порядок для каждой завершённой сцены — строго такой:</w:t>
+      </w:r>
+    </w:p>
+    <w:p>
+      <w:pPr>
+        <w:pStyle w:val="Compact"/>
+        <w:numPr>
+          <w:ilvl w:val="0"/>
+          <w:numId w:val="1022"/>
+        </w:numPr>
+      </w:pPr>
+      <w:r>
+        <w:t xml:space="preserve">Конвертация PNG → WebP (4.1).</w:t>
+      </w:r>
+    </w:p>
+    <w:p>
+      <w:pPr>
+        <w:pStyle w:val="Compact"/>
+        <w:numPr>
+          <w:ilvl w:val="0"/>
+          <w:numId w:val="1022"/>
+        </w:numPr>
+      </w:pPr>
+      <w:r>
+        <w:t xml:space="preserve">Коммит и push этой сцены (4.2).</w:t>
+      </w:r>
+    </w:p>
+    <w:p>
+      <w:pPr>
+        <w:pStyle w:val="Compact"/>
+        <w:numPr>
+          <w:ilvl w:val="0"/>
+          <w:numId w:val="1022"/>
+        </w:numPr>
+      </w:pPr>
+      <w:r>
+        <w:t xml:space="preserve">Запись версий и статусов</w:t>
+      </w:r>
+      <w:r>
+        <w:t xml:space="preserve"> </w:t>
+      </w:r>
+      <w:r>
+        <w:rPr>
+          <w:rStyle w:val="VerbatimChar"/>
+        </w:rPr>
+        <w:t xml:space="preserve">review</w:t>
+      </w:r>
+      <w:r>
+        <w:t xml:space="preserve"> </w:t>
+      </w:r>
+      <w:r>
+        <w:t xml:space="preserve">в базу (4.3).</w:t>
+      </w:r>
+    </w:p>
+    <w:p>
+      <w:pPr>
+        <w:pStyle w:val="Compact"/>
+        <w:numPr>
+          <w:ilvl w:val="0"/>
+          <w:numId w:val="1022"/>
+        </w:numPr>
+      </w:pPr>
+      <w:r>
+        <w:t xml:space="preserve">Событие в ленту (4.4).</w:t>
       </w:r>
     </w:p>
     <w:p>
       <w:pPr>
         <w:pStyle w:val="FirstParagraph"/>
       </w:pPr>
-      <w:r>
-        <w:t xml:space="preserve">Из каждого PNG сделай два WebP (Pillow:</w:t>
-      </w:r>
-      <w:r>
-        <w:t xml:space="preserve"> </w:t>
-      </w:r>
-      <w:r>
-        <w:rPr>
-          <w:rStyle w:val="VerbatimChar"/>
-        </w:rPr>
-        <w:t xml:space="preserve">pip install Pillow</w:t>
-      </w:r>
-      <w:r>
-        <w:t xml:space="preserve">):</w:t>
-      </w:r>
-    </w:p>
-    <w:p>
-      <w:pPr>
-        <w:pStyle w:val="SourceCode"/>
-      </w:pPr>
-      <w:r>
-        <w:rPr>
-          <w:rStyle w:val="ImportTok"/>
-        </w:rPr>
-        <w:t xml:space="preserve">from</w:t>
-      </w:r>
-      <w:r>
-        <w:rPr>
-          <w:rStyle w:val="NormalTok"/>
-        </w:rPr>
-        <w:t xml:space="preserve"> PIL </w:t>
-      </w:r>
-      <w:r>
-        <w:rPr>
-          <w:rStyle w:val="ImportTok"/>
-        </w:rPr>
-        <w:t xml:space="preserve">import</w:t>
-      </w:r>
-      <w:r>
-        <w:rPr>
-          <w:rStyle w:val="NormalTok"/>
-        </w:rPr>
-        <w:t xml:space="preserve"> Image</w:t>
-      </w:r>
-      <w:r>
-        <w:br/>
-      </w:r>
-      <w:r>
-        <w:rPr>
-          <w:rStyle w:val="NormalTok"/>
-        </w:rPr>
-        <w:t xml:space="preserve">im </w:t>
-      </w:r>
-      <w:r>
-        <w:rPr>
-          <w:rStyle w:val="OperatorTok"/>
-        </w:rPr>
-        <w:t xml:space="preserve">=</w:t>
-      </w:r>
-      <w:r>
-        <w:rPr>
-          <w:rStyle w:val="NormalTok"/>
-        </w:rPr>
-        <w:t xml:space="preserve"> Image.</w:t>
-      </w:r>
-      <w:r>
-        <w:rPr>
-          <w:rStyle w:val="BuiltInTok"/>
-        </w:rPr>
-        <w:t xml:space="preserve">open</w:t>
-      </w:r>
-      <w:r>
-        <w:rPr>
-          <w:rStyle w:val="NormalTok"/>
-        </w:rPr>
-        <w:t xml:space="preserve">(png_path).convert(</w:t>
-      </w:r>
-      <w:r>
-        <w:rPr>
-          <w:rStyle w:val="StringTok"/>
-        </w:rPr>
-        <w:t xml:space="preserve">"RGB"</w:t>
-      </w:r>
-      <w:r>
-        <w:rPr>
-          <w:rStyle w:val="NormalTok"/>
-        </w:rPr>
-        <w:t xml:space="preserve">)</w:t>
-      </w:r>
-      <w:r>
-        <w:br/>
-      </w:r>
-      <w:r>
-        <w:br/>
-      </w:r>
-      <w:r>
-        <w:rPr>
-          <w:rStyle w:val="CommentTok"/>
-        </w:rPr>
-        <w:t xml:space="preserve"># полный кадр: 2K, q90 — по клику и на скачивание</w:t>
-      </w:r>
-      <w:r>
-        <w:br/>
-      </w:r>
-      <w:r>
-        <w:rPr>
-          <w:rStyle w:val="NormalTok"/>
-        </w:rPr>
-        <w:t xml:space="preserve">im.save(</w:t>
-      </w:r>
-      <w:r>
-        <w:rPr>
-          <w:rStyle w:val="SpecialStringTok"/>
-        </w:rPr>
-        <w:t xml:space="preserve">f"images/</w:t>
-      </w:r>
-      <w:r>
-        <w:rPr>
-          <w:rStyle w:val="SpecialCharTok"/>
-        </w:rPr>
-        <w:t xml:space="preserve">{</w:t>
-      </w:r>
-      <w:r>
-        <w:rPr>
-          <w:rStyle w:val="NormalTok"/>
-        </w:rPr>
-        <w:t xml:space="preserve">name</w:t>
-      </w:r>
-      <w:r>
-        <w:rPr>
-          <w:rStyle w:val="SpecialCharTok"/>
-        </w:rPr>
-        <w:t xml:space="preserve">}</w:t>
-      </w:r>
-      <w:r>
-        <w:rPr>
-          <w:rStyle w:val="SpecialStringTok"/>
-        </w:rPr>
-        <w:t xml:space="preserve">.webp"</w:t>
-      </w:r>
-      <w:r>
-        <w:rPr>
-          <w:rStyle w:val="NormalTok"/>
-        </w:rPr>
-        <w:t xml:space="preserve">, </w:t>
-      </w:r>
-      <w:r>
-        <w:rPr>
-          <w:rStyle w:val="StringTok"/>
-        </w:rPr>
-        <w:t xml:space="preserve">"WEBP"</w:t>
-      </w:r>
-      <w:r>
-        <w:rPr>
-          <w:rStyle w:val="NormalTok"/>
-        </w:rPr>
-        <w:t xml:space="preserve">, quality</w:t>
-      </w:r>
-      <w:r>
-        <w:rPr>
-          <w:rStyle w:val="OperatorTok"/>
-        </w:rPr>
-        <w:t xml:space="preserve">=</w:t>
-      </w:r>
-      <w:r>
-        <w:rPr>
-          <w:rStyle w:val="DecValTok"/>
-        </w:rPr>
-        <w:t xml:space="preserve">90</w:t>
-      </w:r>
-      <w:r>
-        <w:rPr>
-          <w:rStyle w:val="NormalTok"/>
-        </w:rPr>
-        <w:t xml:space="preserve">, method</w:t>
-      </w:r>
-      <w:r>
-        <w:rPr>
-          <w:rStyle w:val="OperatorTok"/>
-        </w:rPr>
-        <w:t xml:space="preserve">=</w:t>
-      </w:r>
-      <w:r>
-        <w:rPr>
-          <w:rStyle w:val="DecValTok"/>
-        </w:rPr>
-        <w:t xml:space="preserve">6</w:t>
-      </w:r>
-      <w:r>
-        <w:rPr>
-          <w:rStyle w:val="NormalTok"/>
-        </w:rPr>
-        <w:t xml:space="preserve">)</w:t>
-      </w:r>
-      <w:r>
-        <w:br/>
-      </w:r>
-      <w:r>
-        <w:br/>
-      </w:r>
-      <w:r>
-        <w:rPr>
-          <w:rStyle w:val="CommentTok"/>
-        </w:rPr>
-        <w:t xml:space="preserve"># превью: ширина 800, q80 — для сетки дашборда</w:t>
-      </w:r>
-      <w:r>
-        <w:br/>
-      </w:r>
-      <w:r>
-        <w:rPr>
-          <w:rStyle w:val="NormalTok"/>
-        </w:rPr>
-        <w:t xml:space="preserve">w </w:t>
-      </w:r>
-      <w:r>
-        <w:rPr>
-          <w:rStyle w:val="OperatorTok"/>
-        </w:rPr>
-        <w:t xml:space="preserve">=</w:t>
-      </w:r>
-      <w:r>
-        <w:rPr>
-          <w:rStyle w:val="NormalTok"/>
-        </w:rPr>
-        <w:t xml:space="preserve"> </w:t>
-      </w:r>
-      <w:r>
-        <w:rPr>
-          <w:rStyle w:val="DecValTok"/>
-        </w:rPr>
-        <w:t xml:space="preserve">800</w:t>
-      </w:r>
-      <w:r>
-        <w:br/>
-      </w:r>
-      <w:r>
-        <w:rPr>
-          <w:rStyle w:val="NormalTok"/>
-        </w:rPr>
-        <w:t xml:space="preserve">im.resize((w, </w:t>
-      </w:r>
-      <w:r>
-        <w:rPr>
-          <w:rStyle w:val="BuiltInTok"/>
-        </w:rPr>
-        <w:t xml:space="preserve">round</w:t>
-      </w:r>
-      <w:r>
-        <w:rPr>
-          <w:rStyle w:val="NormalTok"/>
-        </w:rPr>
-        <w:t xml:space="preserve">(im.height </w:t>
-      </w:r>
-      <w:r>
-        <w:rPr>
-          <w:rStyle w:val="OperatorTok"/>
-        </w:rPr>
-        <w:t xml:space="preserve">*</w:t>
-      </w:r>
-      <w:r>
-        <w:rPr>
-          <w:rStyle w:val="NormalTok"/>
-        </w:rPr>
-        <w:t xml:space="preserve"> w </w:t>
-      </w:r>
-      <w:r>
-        <w:rPr>
-          <w:rStyle w:val="OperatorTok"/>
-        </w:rPr>
-        <w:t xml:space="preserve">/</w:t>
-      </w:r>
-      <w:r>
-        <w:rPr>
-          <w:rStyle w:val="NormalTok"/>
-        </w:rPr>
-        <w:t xml:space="preserve"> im.width)), Image.LANCZOS) </w:t>
-      </w:r>
-      <w:r>
-        <w:rPr>
-          <w:rStyle w:val="OperatorTok"/>
-        </w:rPr>
-        <w:t xml:space="preserve">\</w:t>
-      </w:r>
-      <w:r>
-        <w:br/>
-      </w:r>
-      <w:r>
-        <w:rPr>
-          <w:rStyle w:val="NormalTok"/>
-        </w:rPr>
-        <w:t xml:space="preserve">  .save(</w:t>
-      </w:r>
-      <w:r>
-        <w:rPr>
-          <w:rStyle w:val="SpecialStringTok"/>
-        </w:rPr>
-        <w:t xml:space="preserve">f"previews/</w:t>
-      </w:r>
-      <w:r>
-        <w:rPr>
-          <w:rStyle w:val="SpecialCharTok"/>
-        </w:rPr>
-        <w:t xml:space="preserve">{</w:t>
-      </w:r>
-      <w:r>
-        <w:rPr>
-          <w:rStyle w:val="NormalTok"/>
-        </w:rPr>
-        <w:t xml:space="preserve">name</w:t>
-      </w:r>
-      <w:r>
-        <w:rPr>
-          <w:rStyle w:val="SpecialCharTok"/>
-        </w:rPr>
-        <w:t xml:space="preserve">}</w:t>
-      </w:r>
-      <w:r>
-        <w:rPr>
-          <w:rStyle w:val="SpecialStringTok"/>
-        </w:rPr>
-        <w:t xml:space="preserve">.webp"</w:t>
-      </w:r>
-      <w:r>
-        <w:rPr>
-          <w:rStyle w:val="NormalTok"/>
-        </w:rPr>
-        <w:t xml:space="preserve">, </w:t>
-      </w:r>
-      <w:r>
-        <w:rPr>
-          <w:rStyle w:val="StringTok"/>
-        </w:rPr>
-        <w:t xml:space="preserve">"WEBP"</w:t>
-      </w:r>
-      <w:r>
-        <w:rPr>
-          <w:rStyle w:val="NormalTok"/>
-        </w:rPr>
-        <w:t xml:space="preserve">, quality</w:t>
-      </w:r>
-      <w:r>
-        <w:rPr>
-          <w:rStyle w:val="OperatorTok"/>
-        </w:rPr>
-        <w:t xml:space="preserve">=</w:t>
-      </w:r>
-      <w:r>
-        <w:rPr>
-          <w:rStyle w:val="DecValTok"/>
-        </w:rPr>
-        <w:t xml:space="preserve">80</w:t>
-      </w:r>
-      <w:r>
-        <w:rPr>
-          <w:rStyle w:val="NormalTok"/>
-        </w:rPr>
-        <w:t xml:space="preserve">, method</w:t>
-      </w:r>
-      <w:r>
-        <w:rPr>
-          <w:rStyle w:val="OperatorTok"/>
-        </w:rPr>
-        <w:t xml:space="preserve">=</w:t>
-      </w:r>
-      <w:r>
-        <w:rPr>
-          <w:rStyle w:val="DecValTok"/>
-        </w:rPr>
-        <w:t xml:space="preserve">6</w:t>
-      </w:r>
-      <w:r>
-        <w:rPr>
-          <w:rStyle w:val="NormalTok"/>
-        </w:rPr>
-        <w:t xml:space="preserve">)</w:t>
-      </w:r>
-    </w:p>
-    <w:p>
-      <w:pPr>
-        <w:pStyle w:val="FirstParagraph"/>
-      </w:pPr>
-      <w:r>
-        <w:t xml:space="preserve">PNG остаётся в</w:t>
-      </w:r>
-      <w:r>
-        <w:t xml:space="preserve"> </w:t>
-      </w:r>
-      <w:r>
-        <w:rPr>
-          <w:rStyle w:val="VerbatimChar"/>
-        </w:rPr>
-        <w:t xml:space="preserve">originals/</w:t>
-      </w:r>
-      <w:r>
-        <w:t xml:space="preserve"> </w:t>
-      </w:r>
-      <w:r>
-        <w:t xml:space="preserve">и в репозиторий</w:t>
-      </w:r>
-      <w:r>
-        <w:t xml:space="preserve"> </w:t>
-      </w:r>
       <w:r>
         <w:rPr>
           <w:b/>
           <w:bCs/>
         </w:rPr>
+        <w:t xml:space="preserve">Лимит GitHub Pages — 10 сборок в час.</w:t>
+      </w:r>
+      <w:r>
+        <w:t xml:space="preserve"> </w:t>
+      </w:r>
+      <w:r>
+        <w:t xml:space="preserve">Один push = одна сборка. Если сцен в</w:t>
+      </w:r>
+      <w:r>
+        <w:t xml:space="preserve"> </w:t>
+      </w:r>
+      <w:r>
+        <w:t xml:space="preserve">прогоне больше восьми — не пушь каждую отдельно, а группируй по две: доведи две</w:t>
+      </w:r>
+      <w:r>
+        <w:t xml:space="preserve"> </w:t>
+      </w:r>
+      <w:r>
+        <w:t xml:space="preserve">сцены до конца (конвертация обеих), а push сделай один на пару. Версии и статусы</w:t>
+      </w:r>
+      <w:r>
+        <w:t xml:space="preserve"> </w:t>
+      </w:r>
+      <w:r>
+        <w:t xml:space="preserve">в базу всё равно пиши по каждой сцене.</w:t>
+      </w:r>
+    </w:p>
+    <w:bookmarkStart w:id="30" w:name="конвертация"/>
+    <w:p>
+      <w:pPr>
+        <w:pStyle w:val="Heading3"/>
+      </w:pPr>
+      <w:r>
+        <w:t xml:space="preserve">4.1. Конвертация</w:t>
+      </w:r>
+    </w:p>
+    <w:p>
+      <w:pPr>
+        <w:pStyle w:val="FirstParagraph"/>
+      </w:pPr>
+      <w:r>
+        <w:t xml:space="preserve">Из каждого PNG сделай два WebP (Pillow:</w:t>
+      </w:r>
+      <w:r>
+        <w:t xml:space="preserve"> </w:t>
+      </w:r>
+      <w:r>
+        <w:rPr>
+          <w:rStyle w:val="VerbatimChar"/>
+        </w:rPr>
+        <w:t xml:space="preserve">py -m pip install Pillow</w:t>
+      </w:r>
+      <w:r>
+        <w:t xml:space="preserve">):</w:t>
+      </w:r>
+    </w:p>
+    <w:p>
+      <w:pPr>
+        <w:pStyle w:val="SourceCode"/>
+      </w:pPr>
+      <w:r>
+        <w:rPr>
+          <w:rStyle w:val="ImportTok"/>
+        </w:rPr>
+        <w:t xml:space="preserve">from</w:t>
+      </w:r>
+      <w:r>
+        <w:rPr>
+          <w:rStyle w:val="NormalTok"/>
+        </w:rPr>
+        <w:t xml:space="preserve"> PIL </w:t>
+      </w:r>
+      <w:r>
+        <w:rPr>
+          <w:rStyle w:val="ImportTok"/>
+        </w:rPr>
+        <w:t xml:space="preserve">import</w:t>
+      </w:r>
+      <w:r>
+        <w:rPr>
+          <w:rStyle w:val="NormalTok"/>
+        </w:rPr>
+        <w:t xml:space="preserve"> Image</w:t>
+      </w:r>
+      <w:r>
+        <w:br/>
+      </w:r>
+      <w:r>
+        <w:rPr>
+          <w:rStyle w:val="NormalTok"/>
+        </w:rPr>
+        <w:t xml:space="preserve">im </w:t>
+      </w:r>
+      <w:r>
+        <w:rPr>
+          <w:rStyle w:val="OperatorTok"/>
+        </w:rPr>
+        <w:t xml:space="preserve">=</w:t>
+      </w:r>
+      <w:r>
+        <w:rPr>
+          <w:rStyle w:val="NormalTok"/>
+        </w:rPr>
+        <w:t xml:space="preserve"> Image.</w:t>
+      </w:r>
+      <w:r>
+        <w:rPr>
+          <w:rStyle w:val="BuiltInTok"/>
+        </w:rPr>
+        <w:t xml:space="preserve">open</w:t>
+      </w:r>
+      <w:r>
+        <w:rPr>
+          <w:rStyle w:val="NormalTok"/>
+        </w:rPr>
+        <w:t xml:space="preserve">(png_path).convert(</w:t>
+      </w:r>
+      <w:r>
+        <w:rPr>
+          <w:rStyle w:val="StringTok"/>
+        </w:rPr>
+        <w:t xml:space="preserve">"RGB"</w:t>
+      </w:r>
+      <w:r>
+        <w:rPr>
+          <w:rStyle w:val="NormalTok"/>
+        </w:rPr>
+        <w:t xml:space="preserve">)</w:t>
+      </w:r>
+      <w:r>
+        <w:br/>
+      </w:r>
+      <w:r>
+        <w:br/>
+      </w:r>
+      <w:r>
+        <w:rPr>
+          <w:rStyle w:val="CommentTok"/>
+        </w:rPr>
+        <w:t xml:space="preserve"># полный кадр: 2K, q90 — по клику и на скачивание</w:t>
+      </w:r>
+      <w:r>
+        <w:br/>
+      </w:r>
+      <w:r>
+        <w:rPr>
+          <w:rStyle w:val="NormalTok"/>
+        </w:rPr>
+        <w:t xml:space="preserve">im.save(</w:t>
+      </w:r>
+      <w:r>
+        <w:rPr>
+          <w:rStyle w:val="SpecialStringTok"/>
+        </w:rPr>
+        <w:t xml:space="preserve">f"images/</w:t>
+      </w:r>
+      <w:r>
+        <w:rPr>
+          <w:rStyle w:val="SpecialCharTok"/>
+        </w:rPr>
+        <w:t xml:space="preserve">{</w:t>
+      </w:r>
+      <w:r>
+        <w:rPr>
+          <w:rStyle w:val="NormalTok"/>
+        </w:rPr>
+        <w:t xml:space="preserve">name</w:t>
+      </w:r>
+      <w:r>
+        <w:rPr>
+          <w:rStyle w:val="SpecialCharTok"/>
+        </w:rPr>
+        <w:t xml:space="preserve">}</w:t>
+      </w:r>
+      <w:r>
+        <w:rPr>
+          <w:rStyle w:val="SpecialStringTok"/>
+        </w:rPr>
+        <w:t xml:space="preserve">.webp"</w:t>
+      </w:r>
+      <w:r>
+        <w:rPr>
+          <w:rStyle w:val="NormalTok"/>
+        </w:rPr>
+        <w:t xml:space="preserve">, </w:t>
+      </w:r>
+      <w:r>
+        <w:rPr>
+          <w:rStyle w:val="StringTok"/>
+        </w:rPr>
+        <w:t xml:space="preserve">"WEBP"</w:t>
+      </w:r>
+      <w:r>
+        <w:rPr>
+          <w:rStyle w:val="NormalTok"/>
+        </w:rPr>
+        <w:t xml:space="preserve">, quality</w:t>
+      </w:r>
+      <w:r>
+        <w:rPr>
+          <w:rStyle w:val="OperatorTok"/>
+        </w:rPr>
+        <w:t xml:space="preserve">=</w:t>
+      </w:r>
+      <w:r>
+        <w:rPr>
+          <w:rStyle w:val="DecValTok"/>
+        </w:rPr>
+        <w:t xml:space="preserve">90</w:t>
+      </w:r>
+      <w:r>
+        <w:rPr>
+          <w:rStyle w:val="NormalTok"/>
+        </w:rPr>
+        <w:t xml:space="preserve">, method</w:t>
+      </w:r>
+      <w:r>
+        <w:rPr>
+          <w:rStyle w:val="OperatorTok"/>
+        </w:rPr>
+        <w:t xml:space="preserve">=</w:t>
+      </w:r>
+      <w:r>
+        <w:rPr>
+          <w:rStyle w:val="DecValTok"/>
+        </w:rPr>
+        <w:t xml:space="preserve">6</w:t>
+      </w:r>
+      <w:r>
+        <w:rPr>
+          <w:rStyle w:val="NormalTok"/>
+        </w:rPr>
+        <w:t xml:space="preserve">)</w:t>
+      </w:r>
+      <w:r>
+        <w:br/>
+      </w:r>
+      <w:r>
+        <w:br/>
+      </w:r>
+      <w:r>
+        <w:rPr>
+          <w:rStyle w:val="CommentTok"/>
+        </w:rPr>
+        <w:t xml:space="preserve"># превью: ширина 800, q80 — для сетки дашборда</w:t>
+      </w:r>
+      <w:r>
+        <w:br/>
+      </w:r>
+      <w:r>
+        <w:rPr>
+          <w:rStyle w:val="NormalTok"/>
+        </w:rPr>
+        <w:t xml:space="preserve">w </w:t>
+      </w:r>
+      <w:r>
+        <w:rPr>
+          <w:rStyle w:val="OperatorTok"/>
+        </w:rPr>
+        <w:t xml:space="preserve">=</w:t>
+      </w:r>
+      <w:r>
+        <w:rPr>
+          <w:rStyle w:val="NormalTok"/>
+        </w:rPr>
+        <w:t xml:space="preserve"> </w:t>
+      </w:r>
+      <w:r>
+        <w:rPr>
+          <w:rStyle w:val="DecValTok"/>
+        </w:rPr>
+        <w:t xml:space="preserve">800</w:t>
+      </w:r>
+      <w:r>
+        <w:br/>
+      </w:r>
+      <w:r>
+        <w:rPr>
+          <w:rStyle w:val="NormalTok"/>
+        </w:rPr>
+        <w:t xml:space="preserve">im.resize((w, </w:t>
+      </w:r>
+      <w:r>
+        <w:rPr>
+          <w:rStyle w:val="BuiltInTok"/>
+        </w:rPr>
+        <w:t xml:space="preserve">round</w:t>
+      </w:r>
+      <w:r>
+        <w:rPr>
+          <w:rStyle w:val="NormalTok"/>
+        </w:rPr>
+        <w:t xml:space="preserve">(im.height </w:t>
+      </w:r>
+      <w:r>
+        <w:rPr>
+          <w:rStyle w:val="OperatorTok"/>
+        </w:rPr>
+        <w:t xml:space="preserve">*</w:t>
+      </w:r>
+      <w:r>
+        <w:rPr>
+          <w:rStyle w:val="NormalTok"/>
+        </w:rPr>
+        <w:t xml:space="preserve"> w </w:t>
+      </w:r>
+      <w:r>
+        <w:rPr>
+          <w:rStyle w:val="OperatorTok"/>
+        </w:rPr>
+        <w:t xml:space="preserve">/</w:t>
+      </w:r>
+      <w:r>
+        <w:rPr>
+          <w:rStyle w:val="NormalTok"/>
+        </w:rPr>
+        <w:t xml:space="preserve"> im.width)), Image.LANCZOS) </w:t>
+      </w:r>
+      <w:r>
+        <w:rPr>
+          <w:rStyle w:val="OperatorTok"/>
+        </w:rPr>
+        <w:t xml:space="preserve">\</w:t>
+      </w:r>
+      <w:r>
+        <w:br/>
+      </w:r>
+      <w:r>
+        <w:rPr>
+          <w:rStyle w:val="NormalTok"/>
+        </w:rPr>
+        <w:t xml:space="preserve">  .save(</w:t>
+      </w:r>
+      <w:r>
+        <w:rPr>
+          <w:rStyle w:val="SpecialStringTok"/>
+        </w:rPr>
+        <w:t xml:space="preserve">f"previews/</w:t>
+      </w:r>
+      <w:r>
+        <w:rPr>
+          <w:rStyle w:val="SpecialCharTok"/>
+        </w:rPr>
+        <w:t xml:space="preserve">{</w:t>
+      </w:r>
+      <w:r>
+        <w:rPr>
+          <w:rStyle w:val="NormalTok"/>
+        </w:rPr>
+        <w:t xml:space="preserve">name</w:t>
+      </w:r>
+      <w:r>
+        <w:rPr>
+          <w:rStyle w:val="SpecialCharTok"/>
+        </w:rPr>
+        <w:t xml:space="preserve">}</w:t>
+      </w:r>
+      <w:r>
+        <w:rPr>
+          <w:rStyle w:val="SpecialStringTok"/>
+        </w:rPr>
+        <w:t xml:space="preserve">.webp"</w:t>
+      </w:r>
+      <w:r>
+        <w:rPr>
+          <w:rStyle w:val="NormalTok"/>
+        </w:rPr>
+        <w:t xml:space="preserve">, </w:t>
+      </w:r>
+      <w:r>
+        <w:rPr>
+          <w:rStyle w:val="StringTok"/>
+        </w:rPr>
+        <w:t xml:space="preserve">"WEBP"</w:t>
+      </w:r>
+      <w:r>
+        <w:rPr>
+          <w:rStyle w:val="NormalTok"/>
+        </w:rPr>
+        <w:t xml:space="preserve">, quality</w:t>
+      </w:r>
+      <w:r>
+        <w:rPr>
+          <w:rStyle w:val="OperatorTok"/>
+        </w:rPr>
+        <w:t xml:space="preserve">=</w:t>
+      </w:r>
+      <w:r>
+        <w:rPr>
+          <w:rStyle w:val="DecValTok"/>
+        </w:rPr>
+        <w:t xml:space="preserve">80</w:t>
+      </w:r>
+      <w:r>
+        <w:rPr>
+          <w:rStyle w:val="NormalTok"/>
+        </w:rPr>
+        <w:t xml:space="preserve">, method</w:t>
+      </w:r>
+      <w:r>
+        <w:rPr>
+          <w:rStyle w:val="OperatorTok"/>
+        </w:rPr>
+        <w:t xml:space="preserve">=</w:t>
+      </w:r>
+      <w:r>
+        <w:rPr>
+          <w:rStyle w:val="DecValTok"/>
+        </w:rPr>
+        <w:t xml:space="preserve">6</w:t>
+      </w:r>
+      <w:r>
+        <w:rPr>
+          <w:rStyle w:val="NormalTok"/>
+        </w:rPr>
+        <w:t xml:space="preserve">)</w:t>
+      </w:r>
+    </w:p>
+    <w:p>
+      <w:pPr>
+        <w:pStyle w:val="FirstParagraph"/>
+      </w:pPr>
+      <w:r>
+        <w:t xml:space="preserve">PNG остаётся в</w:t>
+      </w:r>
+      <w:r>
+        <w:t xml:space="preserve"> </w:t>
+      </w:r>
+      <w:r>
+        <w:rPr>
+          <w:rStyle w:val="VerbatimChar"/>
+        </w:rPr>
+        <w:t xml:space="preserve">originals/</w:t>
+      </w:r>
+      <w:r>
+        <w:t xml:space="preserve"> </w:t>
+      </w:r>
+      <w:r>
+        <w:t xml:space="preserve">и в репозиторий</w:t>
+      </w:r>
+      <w:r>
+        <w:t xml:space="preserve"> </w:t>
+      </w:r>
+      <w:r>
+        <w:rPr>
+          <w:b/>
+          <w:bCs/>
+        </w:rPr>
         <w:t xml:space="preserve">не</w:t>
       </w:r>
       <w:r>
@@ -5684,14 +6447,14 @@
         <w:t xml:space="preserve">попадает.</w:t>
       </w:r>
     </w:p>
-    <w:bookmarkEnd w:id="28"/>
-    <w:bookmarkStart w:id="29" w:name="коммит-и-push"/>
+    <w:bookmarkEnd w:id="30"/>
+    <w:bookmarkStart w:id="31" w:name="коммит-и-push-сцены"/>
     <w:p>
       <w:pPr>
         <w:pStyle w:val="Heading3"/>
       </w:pPr>
       <w:r>
-        <w:t xml:space="preserve">4.2. Коммит и push</w:t>
+        <w:t xml:space="preserve">4.2. Коммит и push сцены</w:t>
       </w:r>
     </w:p>
     <w:p>
@@ -5737,11 +6500,84 @@
         <w:pStyle w:val="FirstParagraph"/>
       </w:pPr>
       <w:r>
-        <w:t xml:space="preserve">Один push на прогон. Ошибка авторизации — остановись и позови человека.</w:t>
-      </w:r>
-    </w:p>
-    <w:bookmarkEnd w:id="29"/>
-    <w:bookmarkStart w:id="30" w:name="запись-в-базу"/>
+        <w:t xml:space="preserve">Один коммит на сцену (или на пару сцен, если группируешь под лимит Pages).</w:t>
+      </w:r>
+      <w:r>
+        <w:t xml:space="preserve"> </w:t>
+      </w:r>
+      <w:r>
+        <w:t xml:space="preserve">Push идёт по токену</w:t>
+      </w:r>
+      <w:r>
+        <w:t xml:space="preserve"> </w:t>
+      </w:r>
+      <w:r>
+        <w:rPr>
+          <w:rStyle w:val="VerbatimChar"/>
+        </w:rPr>
+        <w:t xml:space="preserve">GITHUB_TOKEN</w:t>
+      </w:r>
+      <w:r>
+        <w:t xml:space="preserve"> </w:t>
+      </w:r>
+      <w:r>
+        <w:t xml:space="preserve">(см. «Git-доступ»). Ответ</w:t>
+      </w:r>
+      <w:r>
+        <w:t xml:space="preserve"> </w:t>
+      </w:r>
+      <w:r>
+        <w:rPr>
+          <w:rStyle w:val="VerbatimChar"/>
+        </w:rPr>
+        <w:t xml:space="preserve">403</w:t>
+      </w:r>
+      <w:r>
+        <w:t xml:space="preserve"> </w:t>
+      </w:r>
+      <w:r>
+        <w:t xml:space="preserve">или просьба</w:t>
+      </w:r>
+      <w:r>
+        <w:t xml:space="preserve"> </w:t>
+      </w:r>
+      <w:r>
+        <w:t xml:space="preserve">залогиниться —</w:t>
+      </w:r>
+      <w:r>
+        <w:t xml:space="preserve"> </w:t>
+      </w:r>
+      <w:r>
+        <w:rPr>
+          <w:b/>
+          <w:bCs/>
+        </w:rPr>
+        <w:t xml:space="preserve">остановись и позови человека, сам ничего не вводи.</w:t>
+      </w:r>
+      <w:r>
+        <w:t xml:space="preserve"> </w:t>
+      </w:r>
+      <w:r>
+        <w:t xml:space="preserve">Конфликт в</w:t>
+      </w:r>
+      <w:r>
+        <w:t xml:space="preserve"> </w:t>
+      </w:r>
+      <w:r>
+        <w:rPr>
+          <w:rStyle w:val="VerbatimChar"/>
+        </w:rPr>
+        <w:t xml:space="preserve">git pull --rebase</w:t>
+      </w:r>
+      <w:r>
+        <w:t xml:space="preserve"> </w:t>
+      </w:r>
+      <w:r>
+        <w:t xml:space="preserve">силой не разруливай — тоже к человеку.</w:t>
+      </w:r>
+    </w:p>
+    <w:bookmarkEnd w:id="31"/>
+    <w:bookmarkStart w:id="32" w:name="запись-в-базу"/>
     <w:p>
       <w:pPr>
         <w:pStyle w:val="Heading3"/>
@@ -5755,7 +6591,7 @@
         <w:pStyle w:val="FirstParagraph"/>
       </w:pPr>
       <w:r>
-        <w:t xml:space="preserve">Для каждого опубликованного кадра:</w:t>
+        <w:t xml:space="preserve">Сразу после успешного push этой сцены — для каждого её кадра:</w:t>
       </w:r>
     </w:p>
     <w:p>
@@ -5763,7 +6599,7 @@
         <w:pStyle w:val="Compact"/>
         <w:numPr>
           <w:ilvl w:val="0"/>
-          <w:numId w:val="1020"/>
+          <w:numId w:val="1023"/>
         </w:numPr>
       </w:pPr>
       <w:r>
@@ -5839,7 +6675,7 @@
         <w:rPr>
           <w:rStyle w:val="VerbatimChar"/>
         </w:rPr>
-        <w:t xml:space="preserve">images/s4_07_v2.webp</w:t>
+        <w:t xml:space="preserve">images/s4_07_v1.webp</w:t>
       </w:r>
       <w:r>
         <w:t xml:space="preserve">,</w:t>
@@ -5866,7 +6702,7 @@
         <w:rPr>
           <w:rStyle w:val="VerbatimChar"/>
         </w:rPr>
-        <w:t xml:space="preserve">previews/s4_07_v2.webp</w:t>
+        <w:t xml:space="preserve">previews/s4_07_v1.webp</w:t>
       </w:r>
       <w:r>
         <w:t xml:space="preserve">,</w:t>
@@ -5928,11 +6764,26 @@
         <w:pStyle w:val="Compact"/>
         <w:numPr>
           <w:ilvl w:val="0"/>
-          <w:numId w:val="1020"/>
-        </w:numPr>
-      </w:pPr>
-      <w:r>
-        <w:t xml:space="preserve">Переведи кадр в</w:t>
+          <w:numId w:val="1023"/>
+        </w:numPr>
+      </w:pPr>
+      <w:r>
+        <w:t xml:space="preserve">Переведи кадр из</w:t>
+      </w:r>
+      <w:r>
+        <w:t xml:space="preserve"> </w:t>
+      </w:r>
+      <w:r>
+        <w:rPr>
+          <w:rStyle w:val="VerbatimChar"/>
+        </w:rPr>
+        <w:t xml:space="preserve">generating</w:t>
+      </w:r>
+      <w:r>
+        <w:t xml:space="preserve"> </w:t>
+      </w:r>
+      <w:r>
+        <w:t xml:space="preserve">в</w:t>
       </w:r>
       <w:r>
         <w:t xml:space="preserve"> </w:t>
@@ -6015,6 +6866,51 @@
       </w:r>
       <w:r>
         <w:t xml:space="preserve">— исторический факт. Задним числом не переписывай никогда.</w:t>
+      </w:r>
+    </w:p>
+    <w:bookmarkEnd w:id="32"/>
+    <w:bookmarkStart w:id="33" w:name="событие-в-ленту"/>
+    <w:p>
+      <w:pPr>
+        <w:pStyle w:val="Heading3"/>
+      </w:pPr>
+      <w:r>
+        <w:t xml:space="preserve">4.4. Событие в ленту</w:t>
+      </w:r>
+    </w:p>
+    <w:p>
+      <w:pPr>
+        <w:pStyle w:val="FirstParagraph"/>
+      </w:pPr>
+      <w:r>
+        <w:t xml:space="preserve">После записи статусов дай в ленту короткое событие</w:t>
+      </w:r>
+      <w:r>
+        <w:t xml:space="preserve"> </w:t>
+      </w:r>
+      <w:r>
+        <w:rPr>
+          <w:rStyle w:val="VerbatimChar"/>
+        </w:rPr>
+        <w:t xml:space="preserve">generated</w:t>
+      </w:r>
+      <w:r>
+        <w:t xml:space="preserve"> </w:t>
+      </w:r>
+      <w:r>
+        <w:t xml:space="preserve">по этой сцене:</w:t>
+      </w:r>
+      <w:r>
+        <w:t xml:space="preserve"> </w:t>
+      </w:r>
+      <w:r>
+        <w:t xml:space="preserve">сколько кадров опубликовано и номер сцены (пример — в Приложении А). Это отдельный</w:t>
+      </w:r>
+      <w:r>
+        <w:t xml:space="preserve"> </w:t>
+      </w:r>
+      <w:r>
+        <w:t xml:space="preserve">след по сцене; общий итог всего прогона пишется в конце (шаг 5).</w:t>
       </w:r>
     </w:p>
     <w:p>
@@ -6024,9 +6920,9 @@
         </w:pict>
       </w:r>
     </w:p>
-    <w:bookmarkEnd w:id="30"/>
-    <w:bookmarkEnd w:id="31"/>
-    <w:bookmarkStart w:id="32" w:name="шаг-5-отчёт"/>
+    <w:bookmarkEnd w:id="33"/>
+    <w:bookmarkEnd w:id="34"/>
+    <w:bookmarkStart w:id="35" w:name="шаг-5-отчёт"/>
     <w:p>
       <w:pPr>
         <w:pStyle w:val="Heading2"/>
@@ -6155,7 +7051,7 @@
         <w:t xml:space="preserve"> </w:t>
       </w:r>
       <w:r>
-        <w:t xml:space="preserve">Обработано 3 правки. Кадр 5.07 не сделан: нет ночного фото локации. В 12:05</w:t>
+        <w:t xml:space="preserve">Обработано 3 правки. Кадр 5.7 не сделан: нет ночного фото локации. В 12:05</w:t>
       </w:r>
       <w:r>
         <w:t xml:space="preserve"> </w:t>
@@ -6195,8 +7091,8 @@
         </w:pict>
       </w:r>
     </w:p>
-    <w:bookmarkEnd w:id="32"/>
-    <w:bookmarkStart w:id="33" w:name="нештатные-ситуации"/>
+    <w:bookmarkEnd w:id="35"/>
+    <w:bookmarkStart w:id="36" w:name="нештатные-ситуации"/>
     <w:p>
       <w:pPr>
         <w:pStyle w:val="Heading2"/>
@@ -6626,8 +7522,8 @@
         </w:pict>
       </w:r>
     </w:p>
-    <w:bookmarkEnd w:id="33"/>
-    <w:bookmarkStart w:id="34" w:name="чего-не-делать"/>
+    <w:bookmarkEnd w:id="36"/>
+    <w:bookmarkStart w:id="37" w:name="чего-не-делать"/>
     <w:p>
       <w:pPr>
         <w:pStyle w:val="Heading2"/>
@@ -6641,7 +7537,7 @@
         <w:pStyle w:val="Compact"/>
         <w:numPr>
           <w:ilvl w:val="0"/>
-          <w:numId w:val="1021"/>
+          <w:numId w:val="1024"/>
         </w:numPr>
       </w:pPr>
       <w:r>
@@ -6653,7 +7549,7 @@
         <w:pStyle w:val="Compact"/>
         <w:numPr>
           <w:ilvl w:val="0"/>
-          <w:numId w:val="1021"/>
+          <w:numId w:val="1024"/>
         </w:numPr>
       </w:pPr>
       <w:r>
@@ -6671,7 +7567,7 @@
         <w:pStyle w:val="Compact"/>
         <w:numPr>
           <w:ilvl w:val="0"/>
-          <w:numId w:val="1021"/>
+          <w:numId w:val="1024"/>
         </w:numPr>
       </w:pPr>
       <w:r>
@@ -6684,7 +7580,7 @@
         <w:rPr>
           <w:rStyle w:val="VerbatimChar"/>
         </w:rPr>
-        <w:t xml:space="preserve">scripts/generate.py</w:t>
+        <w:t xml:space="preserve">scripts/archive/generate.py</w:t>
       </w:r>
       <w:r>
         <w:t xml:space="preserve"> </w:t>
@@ -6699,19 +7595,19 @@
         <w:rPr>
           <w:rStyle w:val="VerbatimChar"/>
         </w:rPr>
-        <w:t xml:space="preserve">scripts/generate_openai.py</w:t>
-      </w:r>
-      <w:r>
-        <w:t xml:space="preserve"> </w:t>
-      </w:r>
-      <w:r>
-        <w:t xml:space="preserve">— генерация</w:t>
-      </w:r>
-      <w:r>
-        <w:t xml:space="preserve"> </w:t>
-      </w:r>
-      <w:r>
-        <w:t xml:space="preserve">через API отменена, скрипты оставлены только для истории.</w:t>
+        <w:t xml:space="preserve">scripts/archive/generate_openai.py</w:t>
+      </w:r>
+      <w:r>
+        <w:t xml:space="preserve"> </w:t>
+      </w:r>
+      <w:r>
+        <w:t xml:space="preserve">—</w:t>
+      </w:r>
+      <w:r>
+        <w:t xml:space="preserve"> </w:t>
+      </w:r>
+      <w:r>
+        <w:t xml:space="preserve">генерация через API отменена, скрипты лежат в архиве только для истории.</w:t>
       </w:r>
     </w:p>
     <w:p>
@@ -6719,7 +7615,7 @@
         <w:pStyle w:val="Compact"/>
         <w:numPr>
           <w:ilvl w:val="0"/>
-          <w:numId w:val="1021"/>
+          <w:numId w:val="1024"/>
         </w:numPr>
       </w:pPr>
       <w:r>
@@ -6731,7 +7627,7 @@
         <w:pStyle w:val="Compact"/>
         <w:numPr>
           <w:ilvl w:val="0"/>
-          <w:numId w:val="1021"/>
+          <w:numId w:val="1024"/>
         </w:numPr>
       </w:pPr>
       <w:r>
@@ -6788,7 +7684,7 @@
         <w:pStyle w:val="Compact"/>
         <w:numPr>
           <w:ilvl w:val="0"/>
-          <w:numId w:val="1021"/>
+          <w:numId w:val="1024"/>
         </w:numPr>
       </w:pPr>
       <w:r>
@@ -6800,7 +7696,7 @@
         <w:pStyle w:val="Compact"/>
         <w:numPr>
           <w:ilvl w:val="0"/>
-          <w:numId w:val="1021"/>
+          <w:numId w:val="1024"/>
         </w:numPr>
       </w:pPr>
       <w:r>
@@ -6818,7 +7714,7 @@
         <w:pStyle w:val="Compact"/>
         <w:numPr>
           <w:ilvl w:val="0"/>
-          <w:numId w:val="1021"/>
+          <w:numId w:val="1024"/>
         </w:numPr>
       </w:pPr>
       <w:r>
@@ -6854,7 +7750,7 @@
         <w:pStyle w:val="Compact"/>
         <w:numPr>
           <w:ilvl w:val="0"/>
-          <w:numId w:val="1021"/>
+          <w:numId w:val="1024"/>
         </w:numPr>
       </w:pPr>
       <w:r>
@@ -6866,7 +7762,7 @@
         <w:pStyle w:val="Compact"/>
         <w:numPr>
           <w:ilvl w:val="0"/>
-          <w:numId w:val="1021"/>
+          <w:numId w:val="1024"/>
         </w:numPr>
       </w:pPr>
       <w:r>
@@ -6878,7 +7774,7 @@
         <w:pStyle w:val="Compact"/>
         <w:numPr>
           <w:ilvl w:val="0"/>
-          <w:numId w:val="1021"/>
+          <w:numId w:val="1024"/>
         </w:numPr>
       </w:pPr>
       <w:r>
@@ -6892,8 +7788,8 @@
         </w:pict>
       </w:r>
     </w:p>
-    <w:bookmarkEnd w:id="34"/>
-    <w:bookmarkStart w:id="35" w:name="приложение-а-запросы-к-базе"/>
+    <w:bookmarkEnd w:id="37"/>
+    <w:bookmarkStart w:id="38" w:name="приложение-а-запросы-к-базе"/>
     <w:p>
       <w:pPr>
         <w:pStyle w:val="Heading2"/>
@@ -7442,70 +8338,149 @@
           <w:b/>
           <w:bCs/>
         </w:rPr>
-        <w:t xml:space="preserve">Добавить версию</w:t>
-      </w:r>
-    </w:p>
-    <w:p>
-      <w:pPr>
-        <w:pStyle w:val="SourceCode"/>
-      </w:pPr>
-      <w:r>
-        <w:rPr>
-          <w:rStyle w:val="VerbatimChar"/>
-        </w:rPr>
-        <w:t xml:space="preserve">POST /rest/v1/versions</w:t>
-      </w:r>
-      <w:r>
-        <w:br/>
-      </w:r>
-      <w:r>
-        <w:rPr>
-          <w:rStyle w:val="VerbatimChar"/>
-        </w:rPr>
-        <w:t xml:space="preserve">{"frame_id":42,"v":2,"provider":"chatgpt",</w:t>
-      </w:r>
-      <w:r>
-        <w:br/>
-      </w:r>
-      <w:r>
-        <w:rPr>
-          <w:rStyle w:val="VerbatimChar"/>
-        </w:rPr>
-        <w:t xml:space="preserve"> "full_url":"images/s4_07_v2.webp","preview_url":"previews/s4_07_v2.webp",</w:t>
-      </w:r>
-      <w:r>
-        <w:br/>
-      </w:r>
-      <w:r>
-        <w:rPr>
-          <w:rStyle w:val="VerbatimChar"/>
-        </w:rPr>
-        <w:t xml:space="preserve"> "original_png":"C:\\amintako\\originals\\s4_07_v2.png",</w:t>
-      </w:r>
-      <w:r>
-        <w:br/>
-      </w:r>
-      <w:r>
-        <w:rPr>
-          <w:rStyle w:val="VerbatimChar"/>
-        </w:rPr>
-        <w:t xml:space="preserve"> "prompt_en":"...","bytes":403211}</w:t>
-      </w:r>
-    </w:p>
-    <w:p>
-      <w:pPr>
-        <w:pStyle w:val="FirstParagraph"/>
-      </w:pPr>
+        <w:t xml:space="preserve">Сбросить зависшие</w:t>
+      </w:r>
       <w:r>
         <w:rPr>
           <w:b/>
           <w:bCs/>
         </w:rPr>
+        <w:t xml:space="preserve"> </w:t>
+      </w:r>
+      <w:r>
+        <w:rPr>
+          <w:rStyle w:val="VerbatimChar"/>
+          <w:b/>
+          <w:bCs/>
+        </w:rPr>
+        <w:t xml:space="preserve">generating</w:t>
+      </w:r>
+      <w:r>
+        <w:t xml:space="preserve"> </w:t>
+      </w:r>
+      <w:r>
+        <w:t xml:space="preserve">(шаг 6 — хвосты оборванного прогона, по всей</w:t>
+      </w:r>
+      <w:r>
+        <w:t xml:space="preserve"> </w:t>
+      </w:r>
+      <w:r>
+        <w:t xml:space="preserve">серии одним запросом):</w:t>
+      </w:r>
+    </w:p>
+    <w:p>
+      <w:pPr>
+        <w:pStyle w:val="SourceCode"/>
+      </w:pPr>
+      <w:r>
+        <w:rPr>
+          <w:rStyle w:val="VerbatimChar"/>
+        </w:rPr>
+        <w:t xml:space="preserve">PATCH /rest/v1/frames?series_id=eq.1&amp;status=eq.generating</w:t>
+      </w:r>
+      <w:r>
+        <w:br/>
+      </w:r>
+      <w:r>
+        <w:rPr>
+          <w:rStyle w:val="VerbatimChar"/>
+        </w:rPr>
+        <w:t xml:space="preserve">{"status":"queued","updated_by":"воркер"}</w:t>
+      </w:r>
+    </w:p>
+    <w:p>
+      <w:pPr>
+        <w:pStyle w:val="FirstParagraph"/>
+      </w:pPr>
+      <w:r>
+        <w:rPr>
+          <w:b/>
+          <w:bCs/>
+        </w:rPr>
+        <w:t xml:space="preserve">Добавить версию</w:t>
+      </w:r>
+    </w:p>
+    <w:p>
+      <w:pPr>
+        <w:pStyle w:val="SourceCode"/>
+      </w:pPr>
+      <w:r>
+        <w:rPr>
+          <w:rStyle w:val="VerbatimChar"/>
+        </w:rPr>
+        <w:t xml:space="preserve">POST /rest/v1/versions</w:t>
+      </w:r>
+      <w:r>
+        <w:br/>
+      </w:r>
+      <w:r>
+        <w:rPr>
+          <w:rStyle w:val="VerbatimChar"/>
+        </w:rPr>
+        <w:t xml:space="preserve">{"frame_id":42,"v":1,"provider":"chatgpt",</w:t>
+      </w:r>
+      <w:r>
+        <w:br/>
+      </w:r>
+      <w:r>
+        <w:rPr>
+          <w:rStyle w:val="VerbatimChar"/>
+        </w:rPr>
+        <w:t xml:space="preserve"> "full_url":"images/s4_07_v1.webp","preview_url":"previews/s4_07_v1.webp",</w:t>
+      </w:r>
+      <w:r>
+        <w:br/>
+      </w:r>
+      <w:r>
+        <w:rPr>
+          <w:rStyle w:val="VerbatimChar"/>
+        </w:rPr>
+        <w:t xml:space="preserve"> "original_png":"C:\\Users\\Иса\\amintako\\originals\\s4_07_v1.png",</w:t>
+      </w:r>
+      <w:r>
+        <w:br/>
+      </w:r>
+      <w:r>
+        <w:rPr>
+          <w:rStyle w:val="VerbatimChar"/>
+        </w:rPr>
+        <w:t xml:space="preserve"> "prompt_en":"...","bytes":403211}</w:t>
+      </w:r>
+    </w:p>
+    <w:p>
+      <w:pPr>
+        <w:pStyle w:val="FirstParagraph"/>
+      </w:pPr>
+      <w:r>
+        <w:rPr>
+          <w:b/>
+          <w:bCs/>
+        </w:rPr>
         <w:t xml:space="preserve">Событие в ленту</w:t>
       </w:r>
     </w:p>
     <w:p>
       <w:pPr>
+        <w:pStyle w:val="BodyText"/>
+      </w:pPr>
+      <w:r>
+        <w:t xml:space="preserve">По завершении каждой сцены — короткое</w:t>
+      </w:r>
+      <w:r>
+        <w:t xml:space="preserve"> </w:t>
+      </w:r>
+      <w:r>
+        <w:rPr>
+          <w:rStyle w:val="VerbatimChar"/>
+        </w:rPr>
+        <w:t xml:space="preserve">generated</w:t>
+      </w:r>
+      <w:r>
+        <w:t xml:space="preserve">:</w:t>
+      </w:r>
+    </w:p>
+    <w:p>
+      <w:pPr>
         <w:pStyle w:val="SourceCode"/>
       </w:pPr>
       <w:r>
@@ -7521,6 +8496,70 @@
         <w:rPr>
           <w:rStyle w:val="VerbatimChar"/>
         </w:rPr>
+        <w:t xml:space="preserve">{"series_id":1,"kind":"generated","message":"Сцена 4: 9 кадров опубликованы",</w:t>
+      </w:r>
+      <w:r>
+        <w:br/>
+      </w:r>
+      <w:r>
+        <w:rPr>
+          <w:rStyle w:val="VerbatimChar"/>
+        </w:rPr>
+        <w:t xml:space="preserve"> "frames_ok":9,"details":{"scene":4}}</w:t>
+      </w:r>
+    </w:p>
+    <w:p>
+      <w:pPr>
+        <w:pStyle w:val="FirstParagraph"/>
+      </w:pPr>
+      <w:r>
+        <w:t xml:space="preserve">В конце прогона — итог</w:t>
+      </w:r>
+      <w:r>
+        <w:t xml:space="preserve"> </w:t>
+      </w:r>
+      <w:r>
+        <w:rPr>
+          <w:rStyle w:val="VerbatimChar"/>
+        </w:rPr>
+        <w:t xml:space="preserve">run_done</w:t>
+      </w:r>
+      <w:r>
+        <w:t xml:space="preserve"> </w:t>
+      </w:r>
+      <w:r>
+        <w:t xml:space="preserve">(или</w:t>
+      </w:r>
+      <w:r>
+        <w:t xml:space="preserve"> </w:t>
+      </w:r>
+      <w:r>
+        <w:rPr>
+          <w:rStyle w:val="VerbatimChar"/>
+        </w:rPr>
+        <w:t xml:space="preserve">error</w:t>
+      </w:r>
+      <w:r>
+        <w:t xml:space="preserve">, если оборвался):</w:t>
+      </w:r>
+    </w:p>
+    <w:p>
+      <w:pPr>
+        <w:pStyle w:val="SourceCode"/>
+      </w:pPr>
+      <w:r>
+        <w:rPr>
+          <w:rStyle w:val="VerbatimChar"/>
+        </w:rPr>
+        <w:t xml:space="preserve">POST /rest/v1/events</w:t>
+      </w:r>
+      <w:r>
+        <w:br/>
+      </w:r>
+      <w:r>
+        <w:rPr>
+          <w:rStyle w:val="VerbatimChar"/>
+        </w:rPr>
         <w:t xml:space="preserve">{"series_id":1,"kind":"run_done","message":"...","frames_ok":9,"frames_failed":1,</w:t>
       </w:r>
       <w:r>
@@ -7530,7 +8569,7 @@
         <w:rPr>
           <w:rStyle w:val="VerbatimChar"/>
         </w:rPr>
-        <w:t xml:space="preserve"> "details":{"scene":4,"stopped_at":"5.01","reason":"лимит генераций"}}</w:t>
+        <w:t xml:space="preserve"> "details":{"scene":4,"stopped_at":"5.1","reason":"лимит генераций"}}</w:t>
       </w:r>
     </w:p>
     <w:p>
@@ -7634,8 +8673,8 @@
         </w:pict>
       </w:r>
     </w:p>
-    <w:bookmarkEnd w:id="35"/>
-    <w:bookmarkStart w:id="36" w:name="приложение-б-имена-и-пути"/>
+    <w:bookmarkEnd w:id="38"/>
+    <w:bookmarkStart w:id="39" w:name="приложение-б-имена-и-пути"/>
     <w:p>
       <w:pPr>
         <w:pStyle w:val="Heading2"/>
@@ -7771,7 +8810,7 @@
               <w:rPr>
                 <w:rStyle w:val="VerbatimChar"/>
               </w:rPr>
-              <w:t xml:space="preserve">s4_07_v2</w:t>
+              <w:t xml:space="preserve">s4_07_v1</w:t>
             </w:r>
           </w:p>
         </w:tc>
@@ -7812,7 +8851,7 @@
               <w:rPr>
                 <w:rStyle w:val="VerbatimChar"/>
               </w:rPr>
-              <w:t xml:space="preserve">images/s4_07_v2.webp</w:t>
+              <w:t xml:space="preserve">images/s4_07_v1.webp</w:t>
             </w:r>
           </w:p>
         </w:tc>
@@ -7853,7 +8892,7 @@
               <w:rPr>
                 <w:rStyle w:val="VerbatimChar"/>
               </w:rPr>
-              <w:t xml:space="preserve">previews/s4_07_v2.webp</w:t>
+              <w:t xml:space="preserve">previews/s4_07_v1.webp</w:t>
             </w:r>
           </w:p>
         </w:tc>
@@ -7894,7 +8933,7 @@
               <w:rPr>
                 <w:rStyle w:val="VerbatimChar"/>
               </w:rPr>
-              <w:t xml:space="preserve">originals/s4_07_v2.png</w:t>
+              <w:t xml:space="preserve">originals/s4_07_v1.png</w:t>
             </w:r>
           </w:p>
         </w:tc>
@@ -8127,8 +9166,8 @@
         <w:t xml:space="preserve">.</w:t>
       </w:r>
     </w:p>
-    <w:bookmarkEnd w:id="36"/>
-    <w:bookmarkEnd w:id="37"/>
+    <w:bookmarkEnd w:id="39"/>
+    <w:bookmarkEnd w:id="40"/>
     <w:sectPr>
       <w:footnotePr>
         <w:numRestart w:val="eachSect"/>
@@ -8461,6 +9500,12 @@
     </w:lvlOverride>
   </w:num>
   <w:num w:numId="1002">
+    <w:abstractNumId w:val="991"/>
+  </w:num>
+  <w:num w:numId="1003">
+    <w:abstractNumId w:val="991"/>
+  </w:num>
+  <w:num w:numId="1004">
     <w:abstractNumId w:val="99411"/>
     <w:lvlOverride w:ilvl="0">
       <w:startOverride w:val="1"/>
@@ -8490,7 +9535,7 @@
       <w:startOverride w:val="1"/>
     </w:lvlOverride>
   </w:num>
-  <w:num w:numId="1003">
+  <w:num w:numId="1005">
     <w:abstractNumId w:val="99411"/>
     <w:lvlOverride w:ilvl="0">
       <w:startOverride w:val="1"/>
@@ -8520,41 +9565,8 @@
       <w:startOverride w:val="1"/>
     </w:lvlOverride>
   </w:num>
-  <w:num w:numId="1004">
+  <w:num w:numId="1006">
     <w:abstractNumId w:val="991"/>
-  </w:num>
-  <w:num w:numId="1005">
-    <w:abstractNumId w:val="991"/>
-  </w:num>
-  <w:num w:numId="1006">
-    <w:abstractNumId w:val="99411"/>
-    <w:lvlOverride w:ilvl="0">
-      <w:startOverride w:val="1"/>
-    </w:lvlOverride>
-    <w:lvlOverride w:ilvl="1">
-      <w:startOverride w:val="1"/>
-    </w:lvlOverride>
-    <w:lvlOverride w:ilvl="2">
-      <w:startOverride w:val="1"/>
-    </w:lvlOverride>
-    <w:lvlOverride w:ilvl="3">
-      <w:startOverride w:val="1"/>
-    </w:lvlOverride>
-    <w:lvlOverride w:ilvl="4">
-      <w:startOverride w:val="1"/>
-    </w:lvlOverride>
-    <w:lvlOverride w:ilvl="5">
-      <w:startOverride w:val="1"/>
-    </w:lvlOverride>
-    <w:lvlOverride w:ilvl="6">
-      <w:startOverride w:val="1"/>
-    </w:lvlOverride>
-    <w:lvlOverride w:ilvl="7">
-      <w:startOverride w:val="1"/>
-    </w:lvlOverride>
-    <w:lvlOverride w:ilvl="8">
-      <w:startOverride w:val="1"/>
-    </w:lvlOverride>
   </w:num>
   <w:num w:numId="1007">
     <w:abstractNumId w:val="991"/>
@@ -8590,6 +9602,9 @@
     </w:lvlOverride>
   </w:num>
   <w:num w:numId="1009">
+    <w:abstractNumId w:val="991"/>
+  </w:num>
+  <w:num w:numId="1010">
     <w:abstractNumId w:val="99411"/>
     <w:lvlOverride w:ilvl="0">
       <w:startOverride w:val="1"/>
@@ -8619,13 +9634,7 @@
       <w:startOverride w:val="1"/>
     </w:lvlOverride>
   </w:num>
-  <w:num w:numId="1010">
-    <w:abstractNumId w:val="991"/>
-  </w:num>
   <w:num w:numId="1011">
-    <w:abstractNumId w:val="991"/>
-  </w:num>
-  <w:num w:numId="1012">
     <w:abstractNumId w:val="99411"/>
     <w:lvlOverride w:ilvl="0">
       <w:startOverride w:val="1"/>
@@ -8655,22 +9664,13 @@
       <w:startOverride w:val="1"/>
     </w:lvlOverride>
   </w:num>
+  <w:num w:numId="1012">
+    <w:abstractNumId w:val="991"/>
+  </w:num>
   <w:num w:numId="1013">
     <w:abstractNumId w:val="991"/>
   </w:num>
   <w:num w:numId="1014">
-    <w:abstractNumId w:val="991"/>
-  </w:num>
-  <w:num w:numId="1015">
-    <w:abstractNumId w:val="991"/>
-  </w:num>
-  <w:num w:numId="1016">
-    <w:abstractNumId w:val="991"/>
-  </w:num>
-  <w:num w:numId="1017">
-    <w:abstractNumId w:val="991"/>
-  </w:num>
-  <w:num w:numId="1018">
     <w:abstractNumId w:val="99411"/>
     <w:lvlOverride w:ilvl="0">
       <w:startOverride w:val="1"/>
@@ -8700,35 +9700,20 @@
       <w:startOverride w:val="1"/>
     </w:lvlOverride>
   </w:num>
+  <w:num w:numId="1015">
+    <w:abstractNumId w:val="991"/>
+  </w:num>
+  <w:num w:numId="1016">
+    <w:abstractNumId w:val="991"/>
+  </w:num>
+  <w:num w:numId="1017">
+    <w:abstractNumId w:val="991"/>
+  </w:num>
+  <w:num w:numId="1018">
+    <w:abstractNumId w:val="991"/>
+  </w:num>
   <w:num w:numId="1019">
-    <w:abstractNumId w:val="99411"/>
-    <w:lvlOverride w:ilvl="0">
-      <w:startOverride w:val="1"/>
-    </w:lvlOverride>
-    <w:lvlOverride w:ilvl="1">
-      <w:startOverride w:val="1"/>
-    </w:lvlOverride>
-    <w:lvlOverride w:ilvl="2">
-      <w:startOverride w:val="1"/>
-    </w:lvlOverride>
-    <w:lvlOverride w:ilvl="3">
-      <w:startOverride w:val="1"/>
-    </w:lvlOverride>
-    <w:lvlOverride w:ilvl="4">
-      <w:startOverride w:val="1"/>
-    </w:lvlOverride>
-    <w:lvlOverride w:ilvl="5">
-      <w:startOverride w:val="1"/>
-    </w:lvlOverride>
-    <w:lvlOverride w:ilvl="6">
-      <w:startOverride w:val="1"/>
-    </w:lvlOverride>
-    <w:lvlOverride w:ilvl="7">
-      <w:startOverride w:val="1"/>
-    </w:lvlOverride>
-    <w:lvlOverride w:ilvl="8">
-      <w:startOverride w:val="1"/>
-    </w:lvlOverride>
+    <w:abstractNumId w:val="991"/>
   </w:num>
   <w:num w:numId="1020">
     <w:abstractNumId w:val="99411"/>
@@ -8761,6 +9746,96 @@
     </w:lvlOverride>
   </w:num>
   <w:num w:numId="1021">
+    <w:abstractNumId w:val="99411"/>
+    <w:lvlOverride w:ilvl="0">
+      <w:startOverride w:val="1"/>
+    </w:lvlOverride>
+    <w:lvlOverride w:ilvl="1">
+      <w:startOverride w:val="1"/>
+    </w:lvlOverride>
+    <w:lvlOverride w:ilvl="2">
+      <w:startOverride w:val="1"/>
+    </w:lvlOverride>
+    <w:lvlOverride w:ilvl="3">
+      <w:startOverride w:val="1"/>
+    </w:lvlOverride>
+    <w:lvlOverride w:ilvl="4">
+      <w:startOverride w:val="1"/>
+    </w:lvlOverride>
+    <w:lvlOverride w:ilvl="5">
+      <w:startOverride w:val="1"/>
+    </w:lvlOverride>
+    <w:lvlOverride w:ilvl="6">
+      <w:startOverride w:val="1"/>
+    </w:lvlOverride>
+    <w:lvlOverride w:ilvl="7">
+      <w:startOverride w:val="1"/>
+    </w:lvlOverride>
+    <w:lvlOverride w:ilvl="8">
+      <w:startOverride w:val="1"/>
+    </w:lvlOverride>
+  </w:num>
+  <w:num w:numId="1022">
+    <w:abstractNumId w:val="99411"/>
+    <w:lvlOverride w:ilvl="0">
+      <w:startOverride w:val="1"/>
+    </w:lvlOverride>
+    <w:lvlOverride w:ilvl="1">
+      <w:startOverride w:val="1"/>
+    </w:lvlOverride>
+    <w:lvlOverride w:ilvl="2">
+      <w:startOverride w:val="1"/>
+    </w:lvlOverride>
+    <w:lvlOverride w:ilvl="3">
+      <w:startOverride w:val="1"/>
+    </w:lvlOverride>
+    <w:lvlOverride w:ilvl="4">
+      <w:startOverride w:val="1"/>
+    </w:lvlOverride>
+    <w:lvlOverride w:ilvl="5">
+      <w:startOverride w:val="1"/>
+    </w:lvlOverride>
+    <w:lvlOverride w:ilvl="6">
+      <w:startOverride w:val="1"/>
+    </w:lvlOverride>
+    <w:lvlOverride w:ilvl="7">
+      <w:startOverride w:val="1"/>
+    </w:lvlOverride>
+    <w:lvlOverride w:ilvl="8">
+      <w:startOverride w:val="1"/>
+    </w:lvlOverride>
+  </w:num>
+  <w:num w:numId="1023">
+    <w:abstractNumId w:val="99411"/>
+    <w:lvlOverride w:ilvl="0">
+      <w:startOverride w:val="1"/>
+    </w:lvlOverride>
+    <w:lvlOverride w:ilvl="1">
+      <w:startOverride w:val="1"/>
+    </w:lvlOverride>
+    <w:lvlOverride w:ilvl="2">
+      <w:startOverride w:val="1"/>
+    </w:lvlOverride>
+    <w:lvlOverride w:ilvl="3">
+      <w:startOverride w:val="1"/>
+    </w:lvlOverride>
+    <w:lvlOverride w:ilvl="4">
+      <w:startOverride w:val="1"/>
+    </w:lvlOverride>
+    <w:lvlOverride w:ilvl="5">
+      <w:startOverride w:val="1"/>
+    </w:lvlOverride>
+    <w:lvlOverride w:ilvl="6">
+      <w:startOverride w:val="1"/>
+    </w:lvlOverride>
+    <w:lvlOverride w:ilvl="7">
+      <w:startOverride w:val="1"/>
+    </w:lvlOverride>
+    <w:lvlOverride w:ilvl="8">
+      <w:startOverride w:val="1"/>
+    </w:lvlOverride>
+  </w:num>
+  <w:num w:numId="1024">
     <w:abstractNumId w:val="991"/>
   </w:num>
 </w:numbering>
